--- a/Doc_Framework_PKLoRa_MQTT_Vs_01.docx
+++ b/Doc_Framework_PKLoRa_MQTT_Vs_01.docx
@@ -222,7 +222,6 @@
           <w:docPartUnique/>
         </w:docPartObj>
       </w:sdtPr>
-      <w:sdtEndPr/>
       <w:sdtContent>
         <w:p>
           <w:pPr>
@@ -697,16 +696,7 @@
                 <w:bCs/>
                 <w:color w:val="000000"/>
               </w:rPr>
-              <w:t>2.9 Pyth</w:t>
-            </w:r>
-            <w:r>
-              <w:rPr>
-                <w:rFonts w:ascii="Arial" w:eastAsia="Arial" w:hAnsi="Arial" w:cs="Arial"/>
-                <w:b/>
-                <w:bCs/>
-                <w:color w:val="000000"/>
-              </w:rPr>
-              <w:t>on Nível 5 – Arquivo .N5_Media.py</w:t>
+              <w:t>2.9 Python Nível 5 – Arquivo .N5_Media.py</w:t>
             </w:r>
             <w:r>
               <w:rPr>
@@ -828,10 +818,7 @@
       <w:bookmarkEnd w:id="1"/>
       <w:r>
         <w:lastRenderedPageBreak/>
-        <w:t>Considerações Inicia</w:t>
-      </w:r>
-      <w:r>
-        <w:t>is – Framework MQTT</w:t>
+        <w:t>Considerações Iniciais – Framework MQTT</w:t>
       </w:r>
     </w:p>
     <w:p/>
@@ -881,10 +868,7 @@
       </w:r>
       <w:proofErr w:type="spellStart"/>
       <w:r>
-        <w:t>WissTe</w:t>
-      </w:r>
-      <w:r>
-        <w:t>k-IoT</w:t>
+        <w:t>WissTek-IoT</w:t>
       </w:r>
       <w:proofErr w:type="spellEnd"/>
       <w:r>
@@ -907,22 +891,13 @@
       </w:r>
       <w:proofErr w:type="spellEnd"/>
       <w:r>
-        <w:t xml:space="preserve"> e o Nível 2_3 (Python), deixa de ser </w:t>
-      </w:r>
-      <w:r>
-        <w:t xml:space="preserve">através de uma conexão </w:t>
-      </w:r>
-      <w:r>
-        <w:t>cabeada</w:t>
-      </w:r>
-      <w:r>
-        <w:t xml:space="preserve"> </w:t>
-      </w:r>
-      <w:r>
-        <w:t>Serial-USB</w:t>
-      </w:r>
-      <w:r>
-        <w:t xml:space="preserve"> e passa a ter um </w:t>
+        <w:t xml:space="preserve"> e o Nível 2_3 (Python), deixa de ser através de uma conexão </w:t>
+      </w:r>
+      <w:r>
+        <w:t xml:space="preserve">cabeada </w:t>
+      </w:r>
+      <w:r>
+        <w:t xml:space="preserve">Serial-USB e passa a ter um </w:t>
       </w:r>
       <w:proofErr w:type="spellStart"/>
       <w:r>
@@ -1008,10 +983,7 @@
         <w:t xml:space="preserve"> remotamente</w:t>
       </w:r>
       <w:r>
-        <w:t>, d</w:t>
-      </w:r>
-      <w:r>
-        <w:t xml:space="preserve">istante da máquina local (onde rodam os </w:t>
+        <w:t xml:space="preserve">, distante da máquina local (onde rodam os </w:t>
       </w:r>
       <w:proofErr w:type="spellStart"/>
       <w:r>
@@ -1027,10 +999,7 @@
       </w:r>
       <w:proofErr w:type="spellEnd"/>
       <w:r>
-        <w:t xml:space="preserve"> instaladas remotamente</w:t>
-      </w:r>
-      <w:r>
-        <w:t>.</w:t>
+        <w:t xml:space="preserve"> instaladas remotamente.</w:t>
       </w:r>
     </w:p>
     <w:p/>
@@ -1099,10 +1068,7 @@
       </w:r>
       <w:proofErr w:type="spellEnd"/>
       <w:r>
-        <w:t>) foi inventado em 1999 pela IBM, inicialmente conhecido por IBM MQ Series, a princípio para ser utilizado no setor de petróleo e gás, para atender a necessidade de um protocolo leve, de largura de banda</w:t>
-      </w:r>
-      <w:r>
-        <w:t xml:space="preserve"> mínima e baixo consumo de bateria para monitorar oleodutos via satélite. Em 2010, a IBM lançou o MQTT 3.1 como um protocolo gratuito e aberto para qualquer pessoa implementar, e em 2013 foi realizada a padronização pelo órgão de especificação </w:t>
+        <w:t xml:space="preserve">) foi inventado em 1999 pela IBM, inicialmente conhecido por IBM MQ Series, a princípio para ser utilizado no setor de petróleo e gás, para atender a necessidade de um protocolo leve, de largura de banda mínima e baixo consumo de bateria para monitorar oleodutos via satélite. Em 2010, a IBM lançou o MQTT 3.1 como um protocolo gratuito e aberto para qualquer pessoa implementar, e em 2013 foi realizada a padronização pelo órgão de especificação </w:t>
       </w:r>
       <w:proofErr w:type="spellStart"/>
       <w:r>
@@ -1170,10 +1136,7 @@
         </w:tabs>
       </w:pPr>
       <w:r>
-        <w:t>Devido a suas característica de leveza, através de sua implementação com pouca</w:t>
-      </w:r>
-      <w:r>
-        <w:t xml:space="preserve">s linhas de código e a necessidade de baixo consumo de recursos para as operações de envio e recebimento de mensagens chamadas de Tópicos, o protocolo </w:t>
+        <w:t xml:space="preserve">Devido a suas característica de leveza, através de sua implementação com poucas linhas de código e a necessidade de baixo consumo de recursos para as operações de envio e recebimento de mensagens chamadas de Tópicos, o protocolo </w:t>
       </w:r>
       <w:r>
         <w:rPr>
@@ -1311,14 +1274,7 @@
           <w:i/>
           <w:iCs/>
         </w:rPr>
-        <w:t>brok</w:t>
-      </w:r>
-      <w:r>
-        <w:rPr>
-          <w:i/>
-          <w:iCs/>
-        </w:rPr>
-        <w:t>ers</w:t>
+        <w:t>brokers</w:t>
       </w:r>
       <w:proofErr w:type="spellEnd"/>
       <w:r>
@@ -1389,10 +1345,7 @@
       </w:r>
       <w:proofErr w:type="spellEnd"/>
       <w:r>
-        <w:t>) de uma rede de comunicação MQTT, que requerer a implemen</w:t>
-      </w:r>
-      <w:r>
-        <w:t xml:space="preserve">tação uma pilha TCP/IP para se comunicarem através de Tópicos de mensagens. Os clientes nunca se conectam entre si, apenas com o agente </w:t>
+        <w:t xml:space="preserve">) de uma rede de comunicação MQTT, que requerer a implementação uma pilha TCP/IP para se comunicarem através de Tópicos de mensagens. Os clientes nunca se conectam entre si, apenas com o agente </w:t>
       </w:r>
       <w:proofErr w:type="spellStart"/>
       <w:r>
@@ -1417,10 +1370,7 @@
         <w:t xml:space="preserve">Cliente MQTT - </w:t>
       </w:r>
       <w:r>
-        <w:t>Basicamente, qualquer dispositivo que se comunique por MQTT em uma rede pode ser chamado de dispo</w:t>
-      </w:r>
-      <w:r>
-        <w:t>sitivo cliente MQTT. Se o cliente estiver transmitindo Tópicos de mensagens, atuará como publicador, se estiver recebendo mensagens de um Tópico, atuará como assinante ou destinatário.</w:t>
+        <w:t>Basicamente, qualquer dispositivo que se comunique por MQTT em uma rede pode ser chamado de dispositivo cliente MQTT. Se o cliente estiver transmitindo Tópicos de mensagens, atuará como publicador, se estiver recebendo mensagens de um Tópico, atuará como assinante ou destinatário.</w:t>
       </w:r>
     </w:p>
     <w:p>
@@ -1453,10 +1403,7 @@
       </w:r>
       <w:proofErr w:type="spellEnd"/>
       <w:r>
-        <w:t xml:space="preserve"> MQTT.</w:t>
-      </w:r>
-      <w:r>
-        <w:t xml:space="preserve"> Entre as responsabilidades do agente estão:</w:t>
+        <w:t xml:space="preserve"> MQTT. Entre as responsabilidades do agente estão:</w:t>
       </w:r>
     </w:p>
     <w:p>
@@ -1556,13 +1503,7 @@
         <w:rPr>
           <w:color w:val="000000"/>
         </w:rPr>
-        <w:t>Autorizar e autenticar client</w:t>
-      </w:r>
-      <w:r>
-        <w:rPr>
-          <w:color w:val="000000"/>
-        </w:rPr>
-        <w:t>es MQTT a publicarem e a se inscreverem.</w:t>
+        <w:t>Autorizar e autenticar clientes MQTT a publicarem e a se inscreverem.</w:t>
       </w:r>
     </w:p>
     <w:p>
@@ -1774,10 +1715,7 @@
         <w:t xml:space="preserve"> 1</w:t>
       </w:r>
       <w:r>
-        <w:t>: Ao menos uma vez - o cliente publica</w:t>
-      </w:r>
-      <w:r>
-        <w:t xml:space="preserve"> o Tópico da mensagem com uma simples confirmação ACK de recebimento do </w:t>
+        <w:t xml:space="preserve">: Ao menos uma vez - o cliente publica o Tópico da mensagem com uma simples confirmação ACK de recebimento do </w:t>
       </w:r>
       <w:proofErr w:type="spellStart"/>
       <w:r>
@@ -1865,15 +1803,7 @@
           <w:sz w:val="21"/>
           <w:szCs w:val="21"/>
         </w:rPr>
-        <w:t>[Publicador] &lt;--- PUBACK (ACK) -----</w:t>
-      </w:r>
-      <w:r>
-        <w:rPr>
-          <w:rFonts w:ascii="Courier New" w:eastAsia="Courier New" w:hAnsi="Courier New" w:cs="Courier New"/>
-          <w:sz w:val="21"/>
-          <w:szCs w:val="21"/>
-        </w:rPr>
-        <w:t>-- [</w:t>
+        <w:t>[Publicador] &lt;--- PUBACK (ACK) ------- [</w:t>
       </w:r>
       <w:proofErr w:type="spellStart"/>
       <w:r>
@@ -1994,16 +1924,7 @@
           <w:sz w:val="21"/>
           <w:szCs w:val="21"/>
         </w:rPr>
-        <w:t>Bro</w:t>
-      </w:r>
-      <w:r>
-        <w:rPr>
-          <w:rFonts w:ascii="Courier New" w:eastAsia="Courier New" w:hAnsi="Courier New" w:cs="Courier New"/>
-          <w:color w:val="000000"/>
-          <w:sz w:val="21"/>
-          <w:szCs w:val="21"/>
-        </w:rPr>
-        <w:t>ker</w:t>
+        <w:t>Broker</w:t>
       </w:r>
       <w:proofErr w:type="spellEnd"/>
       <w:r>
@@ -2219,7 +2140,13 @@
       </w:r>
       <w:proofErr w:type="spellEnd"/>
       <w:r>
-        <w:t xml:space="preserve">, atendem a implementação do protocolo MQTT sobre o a capacidade de processamento do Hardware ESP32 do Kit </w:t>
+        <w:t>, atendem a impleme</w:t>
+      </w:r>
+      <w:r>
+        <w:t>ntação do protocolo MQTT sobre</w:t>
+      </w:r>
+      <w:r>
+        <w:t xml:space="preserve"> a capacidade de processamento do Hardware ESP32 do Kit </w:t>
       </w:r>
       <w:proofErr w:type="spellStart"/>
       <w:r>
@@ -2273,10 +2200,7 @@
       </w:r>
       <w:proofErr w:type="spellEnd"/>
       <w:r>
-        <w:t xml:space="preserve"> at</w:t>
-      </w:r>
-      <w:r>
-        <w:t xml:space="preserve">ravés do gerenciamento da rede pelo Framework de MAC centralizada, com o controle sobre as camadas Físicas, MAC, de Rede, de Transporte e de Aplicação dos dispositivos de rede </w:t>
+        <w:t xml:space="preserve"> através do gerenciamento da rede pelo Framework de MAC centralizada, com o controle sobre as camadas Físicas, MAC, de Rede, de Transporte e de Aplicação dos dispositivos de rede </w:t>
       </w:r>
       <w:proofErr w:type="spellStart"/>
       <w:r>
@@ -2292,10 +2216,7 @@
       </w:r>
       <w:proofErr w:type="spellEnd"/>
       <w:r>
-        <w:t>) e Pacotes de subi</w:t>
-      </w:r>
-      <w:r>
-        <w:t>da (</w:t>
+        <w:t>) e Pacotes de subida (</w:t>
       </w:r>
       <w:proofErr w:type="spellStart"/>
       <w:r>
@@ -2360,7 +2281,10 @@
       <w:bookmarkStart w:id="3" w:name="_heading=h.8nx0h3l9hk4x" w:colFirst="0" w:colLast="0"/>
       <w:bookmarkEnd w:id="3"/>
       <w:r>
-        <w:t xml:space="preserve">Dois </w:t>
+        <w:t>Três</w:t>
+      </w:r>
+      <w:r>
+        <w:t xml:space="preserve"> </w:t>
       </w:r>
       <w:proofErr w:type="spellStart"/>
       <w:r>
@@ -2372,10 +2296,7 @@
       </w:r>
       <w:proofErr w:type="spellStart"/>
       <w:r>
-        <w:t>Mosqu</w:t>
-      </w:r>
-      <w:r>
-        <w:t>itto</w:t>
+        <w:t>Mosquitto</w:t>
       </w:r>
       <w:proofErr w:type="spellEnd"/>
       <w:r>
@@ -2387,7 +2308,32 @@
       </w:r>
       <w:proofErr w:type="spellEnd"/>
       <w:r>
-        <w:t xml:space="preserve">. São </w:t>
+        <w:t xml:space="preserve"> e </w:t>
+      </w:r>
+      <w:proofErr w:type="spellStart"/>
+      <w:r>
+        <w:t>TpM</w:t>
+      </w:r>
+      <w:proofErr w:type="spellEnd"/>
+      <w:r>
+        <w:t xml:space="preserve"> (</w:t>
+      </w:r>
+      <w:proofErr w:type="spellStart"/>
+      <w:r>
+        <w:t>Mosquitto</w:t>
+      </w:r>
+      <w:proofErr w:type="spellEnd"/>
+      <w:r>
+        <w:t>)</w:t>
+      </w:r>
+      <w:r>
+        <w:t xml:space="preserve">. </w:t>
+      </w:r>
+      <w:r>
+        <w:t>Os dois primeiros, s</w:t>
+      </w:r>
+      <w:r>
+        <w:t xml:space="preserve">ão </w:t>
       </w:r>
       <w:proofErr w:type="spellStart"/>
       <w:r>
@@ -2412,10 +2358,7 @@
       </w:r>
       <w:proofErr w:type="spellEnd"/>
       <w:r>
-        <w:t>, pois qualquer cli</w:t>
-      </w:r>
-      <w:r>
-        <w:t>ente MQTT que possua acesso as publicações e inscrição nestes Tópicos.</w:t>
+        <w:t>, pois qualquer cliente MQTT que possua acesso as publicações e inscrição nestes Tópicos.</w:t>
       </w:r>
     </w:p>
     <w:p>
@@ -2436,10 +2379,7 @@
       </w:r>
       <w:proofErr w:type="spellEnd"/>
       <w:r>
-        <w:t xml:space="preserve"> MQT</w:t>
-      </w:r>
-      <w:r>
-        <w:t>T.</w:t>
+        <w:t xml:space="preserve"> MQTT.</w:t>
       </w:r>
     </w:p>
     <w:p>
@@ -2456,11 +2396,10 @@
           <w:sz w:val="28"/>
           <w:szCs w:val="28"/>
         </w:rPr>
-        <w:lastRenderedPageBreak/>
         <w:drawing>
           <wp:inline distT="0" distB="0" distL="0" distR="0">
-            <wp:extent cx="4177472" cy="2399062"/>
-            <wp:effectExtent l="0" t="0" r="0" b="0"/>
+            <wp:extent cx="3371850" cy="1952625"/>
+            <wp:effectExtent l="0" t="0" r="0" b="9525"/>
             <wp:docPr id="11" name="image1.png"/>
             <wp:cNvGraphicFramePr/>
             <a:graphic xmlns:a="http://schemas.openxmlformats.org/drawingml/2006/main">
@@ -2480,7 +2419,7 @@
                   <pic:spPr>
                     <a:xfrm>
                       <a:off x="0" y="0"/>
-                      <a:ext cx="4177472" cy="2399062"/>
+                      <a:ext cx="3372207" cy="1952832"/>
                     </a:xfrm>
                     <a:prstGeom prst="rect">
                       <a:avLst/>
@@ -2506,6 +2445,7 @@
         </w:tabs>
       </w:pPr>
       <w:r>
+        <w:lastRenderedPageBreak/>
         <w:t>O Framework MQTT</w:t>
       </w:r>
     </w:p>
@@ -2542,10 +2482,7 @@
       </w:r>
       <w:proofErr w:type="spellEnd"/>
       <w:r>
-        <w:t xml:space="preserve"> e o elemento de B</w:t>
-      </w:r>
-      <w:r>
-        <w:t>orda – Níveis 2 e 3.</w:t>
+        <w:t xml:space="preserve"> e o elemento de Borda – Níveis 2 e 3.</w:t>
       </w:r>
     </w:p>
     <w:p>
@@ -2593,7 +2530,13 @@
     <w:p/>
     <w:p>
       <w:r>
-        <w:t xml:space="preserve">Assim como o Framework Básico, o Framework MQTT apresenta uma Solução </w:t>
+        <w:t>Assim como o Framework Básico</w:t>
+      </w:r>
+      <w:r>
+        <w:t xml:space="preserve"> Local</w:t>
+      </w:r>
+      <w:r>
+        <w:t xml:space="preserve">, o Framework MQTT apresenta uma Solução </w:t>
       </w:r>
       <w:proofErr w:type="spellStart"/>
       <w:r>
@@ -2606,64 +2549,61 @@
     </w:p>
     <w:p>
       <w:r>
+        <w:t>Este Framework MQTT possui a mesma concepção e segue o modelo de código de cores de cada nível do Framework Básico, conforme descritos abaixo:</w:t>
+      </w:r>
+    </w:p>
+    <w:p>
+      <w:r>
+        <w:t>Nível 1 – faz a medida da luminosidade e comanda o LED amarelo.</w:t>
+      </w:r>
+    </w:p>
+    <w:p>
+      <w:r>
+        <w:t>Nível 2 – tecnologia de comunicação</w:t>
+      </w:r>
+      <w:r>
+        <w:t xml:space="preserve"> entre GW e Nó Sensor</w:t>
+      </w:r>
+      <w:r>
+        <w:t xml:space="preserve">, </w:t>
+      </w:r>
+      <w:proofErr w:type="spellStart"/>
+      <w:r>
+        <w:t>L</w:t>
+      </w:r>
+      <w:r>
+        <w:t>oRa</w:t>
+      </w:r>
+      <w:proofErr w:type="spellEnd"/>
+      <w:r>
+        <w:t>.</w:t>
+      </w:r>
+    </w:p>
+    <w:p>
+      <w:r>
+        <w:t>Nível 3 – coleta a luminosidade vinda do Nível 1 e envia comando para acionar LED no Nível 1.</w:t>
+      </w:r>
+    </w:p>
+    <w:p>
+      <w:r>
         <w:lastRenderedPageBreak/>
-        <w:t>Este Framework MQTT possui a mesma concepção e segue o modelo de código de cores de cada nível do Framework Básico, conforme descritos abaixo:</w:t>
-      </w:r>
-    </w:p>
-    <w:p>
-      <w:r>
-        <w:t>Nível 1 – faz a medida da luminosidade e comanda o LED amarelo.</w:t>
-      </w:r>
-    </w:p>
-    <w:p>
-      <w:r>
-        <w:t>Nível 2 – tecnologia de comunicação</w:t>
-      </w:r>
-      <w:r>
-        <w:t xml:space="preserve"> entre GW e Nó Sensor</w:t>
-      </w:r>
-      <w:r>
-        <w:t xml:space="preserve">, </w:t>
-      </w:r>
-      <w:proofErr w:type="spellStart"/>
-      <w:r>
-        <w:t>L</w:t>
-      </w:r>
-      <w:r>
-        <w:t>oRa</w:t>
-      </w:r>
-      <w:proofErr w:type="spellEnd"/>
+        <w:t>Nível 4 – armazenamento de dados em tempo real e em tempo não real</w:t>
+      </w:r>
+      <w:r>
+        <w:t xml:space="preserve"> - processado</w:t>
+      </w:r>
       <w:r>
         <w:t>.</w:t>
       </w:r>
     </w:p>
     <w:p>
       <w:r>
-        <w:t>Nível 3 – coleta a luminosidade vinda do Nível 1 e envia comando para acionar LED no Nível 1.</w:t>
-      </w:r>
-    </w:p>
-    <w:p>
-      <w:r>
-        <w:t>Nível 4 – armazenamento de dados em tempo real e em tempo não real</w:t>
-      </w:r>
-      <w:r>
-        <w:t xml:space="preserve"> - processado</w:t>
-      </w:r>
-      <w:r>
-        <w:t>.</w:t>
-      </w:r>
-    </w:p>
-    <w:p>
-      <w:r>
         <w:t>Nível 5 – processamento dos dados brutos para gerar os dados processados.</w:t>
       </w:r>
     </w:p>
     <w:p>
       <w:r>
-        <w:t>Nível 6 – exibi</w:t>
-      </w:r>
-      <w:r>
-        <w:t>ção de gráfico da luminosidade e entrada de parâmetro para acionar o LED amarelo.</w:t>
+        <w:t>Nível 6 – exibição de gráfico da luminosidade e entrada de parâmetro para acionar o LED amarelo.</w:t>
       </w:r>
     </w:p>
     <w:p/>
@@ -2677,10 +2617,7 @@
       </w:r>
       <w:proofErr w:type="spellEnd"/>
       <w:r>
-        <w:t xml:space="preserve"> MQTT, e pri</w:t>
-      </w:r>
-      <w:r>
-        <w:t>ncipalmente o novo fluxo dos dados da rede, através do tráfego dos Pacotes de descida (</w:t>
+        <w:t xml:space="preserve"> MQTT, e principalmente o novo fluxo dos dados da rede, através do tráfego dos Pacotes de descida (</w:t>
       </w:r>
       <w:proofErr w:type="spellStart"/>
       <w:r>
@@ -2701,10 +2638,7 @@
     </w:p>
     <w:p>
       <w:r>
-        <w:t>Todos os demais Níveis, permanecem idênticos, assim como também se mantém o tamanho dos Pacotes em 20 bytes, a alocação na pi</w:t>
-      </w:r>
-      <w:r>
-        <w:t xml:space="preserve">lha de protocolo </w:t>
+        <w:t xml:space="preserve">Todos os demais Níveis, permanecem idênticos, assim como também se mantém o tamanho dos Pacotes em 20 bytes, a alocação na pilha de protocolo </w:t>
       </w:r>
       <w:proofErr w:type="spellStart"/>
       <w:r>
@@ -2725,10 +2659,7 @@
       </w:r>
       <w:proofErr w:type="spellEnd"/>
       <w:r>
-        <w:t xml:space="preserve"> e a Borda de Níveis 2-3, desconectando-os fisicamente a conexão Serial-USB, </w:t>
-      </w:r>
-      <w:r>
-        <w:t xml:space="preserve">e adicionando no lugar o </w:t>
+        <w:t xml:space="preserve"> e a Borda de Níveis 2-3, desconectando-os fisicamente a conexão Serial-USB, e adicionando no lugar o </w:t>
       </w:r>
       <w:proofErr w:type="spellStart"/>
       <w:r>
@@ -2744,11 +2675,7 @@
       </w:r>
       <w:proofErr w:type="spellEnd"/>
       <w:r>
-        <w:t xml:space="preserve">, também se mantêm idênticas a do Framework Básico, </w:t>
-      </w:r>
-      <w:r>
-        <w:lastRenderedPageBreak/>
-        <w:t xml:space="preserve">assim não tem interferência sobre a rede </w:t>
+        <w:t xml:space="preserve">, também se mantêm idênticas a do Framework Básico, assim não tem interferência sobre a rede </w:t>
       </w:r>
       <w:proofErr w:type="spellStart"/>
       <w:r>
@@ -2784,6 +2711,7 @@
         <w:spacing w:before="0"/>
       </w:pPr>
       <w:r>
+        <w:lastRenderedPageBreak/>
         <w:t xml:space="preserve">O Gateway </w:t>
       </w:r>
       <w:proofErr w:type="spellStart"/>
@@ -2792,11 +2720,13 @@
       </w:r>
       <w:proofErr w:type="spellEnd"/>
       <w:r>
-        <w:t xml:space="preserve"> MQT</w:t>
-      </w:r>
-      <w:r>
-        <w:t>T</w:t>
-      </w:r>
+        <w:t xml:space="preserve"> MQTT</w:t>
+      </w:r>
+    </w:p>
+    <w:p>
+      <w:pPr>
+        <w:jc w:val="center"/>
+      </w:pPr>
     </w:p>
     <w:p>
       <w:pPr>
@@ -2844,6 +2774,11 @@
       </w:r>
     </w:p>
     <w:p>
+      <w:pPr>
+        <w:jc w:val="center"/>
+      </w:pPr>
+    </w:p>
+    <w:p>
       <w:r>
         <w:t xml:space="preserve">O Gateway </w:t>
       </w:r>
@@ -2853,18 +2788,78 @@
       </w:r>
       <w:proofErr w:type="spellEnd"/>
       <w:r>
-        <w:t xml:space="preserve"> MQTT, possui conectividade a redes Wi-Fi (somente redes 2.4GHz) através de seu Hardware, um ESP32 </w:t>
-      </w:r>
-      <w:proofErr w:type="spellStart"/>
-      <w:r>
-        <w:t>Dev</w:t>
-      </w:r>
-      <w:proofErr w:type="spellEnd"/>
-      <w:r>
-        <w:t xml:space="preserve"> Module. Assim, deve estar posicionado em ambientes com este tipo de cobertura e com acesso à Internet, para que consiga se conectar a u</w:t>
-      </w:r>
-      <w:r>
-        <w:t xml:space="preserve">m </w:t>
+        <w:t xml:space="preserve"> MQTT, </w:t>
+      </w:r>
+      <w:r>
+        <w:t xml:space="preserve">deve </w:t>
+      </w:r>
+      <w:r>
+        <w:t>possui</w:t>
+      </w:r>
+      <w:r>
+        <w:t>r</w:t>
+      </w:r>
+      <w:r>
+        <w:t xml:space="preserve"> conectividade </w:t>
+      </w:r>
+      <w:r>
+        <w:t>com</w:t>
+      </w:r>
+      <w:r>
+        <w:t xml:space="preserve"> a Internet através de</w:t>
+      </w:r>
+      <w:r>
+        <w:t xml:space="preserve"> redes Wi-Fi (somente redes 2.4GHz</w:t>
+      </w:r>
+      <w:r>
+        <w:t xml:space="preserve"> </w:t>
+      </w:r>
+      <w:r>
+        <w:t>pelo</w:t>
+      </w:r>
+      <w:r>
+        <w:t xml:space="preserve"> modelo do ESP32</w:t>
+      </w:r>
+      <w:r>
+        <w:t xml:space="preserve"> </w:t>
+      </w:r>
+      <w:r>
+        <w:t xml:space="preserve">da </w:t>
+      </w:r>
+      <w:proofErr w:type="spellStart"/>
+      <w:r>
+        <w:t>PKLoRa</w:t>
+      </w:r>
+      <w:proofErr w:type="spellEnd"/>
+      <w:r>
+        <w:t>)</w:t>
+      </w:r>
+      <w:r>
+        <w:t xml:space="preserve">. Assim, </w:t>
+      </w:r>
+      <w:r>
+        <w:t xml:space="preserve">este elemento de rede (Nível 2) </w:t>
+      </w:r>
+      <w:r>
+        <w:t xml:space="preserve">deve </w:t>
+      </w:r>
+      <w:r>
+        <w:t>ser</w:t>
+      </w:r>
+      <w:r>
+        <w:t xml:space="preserve"> posicionado em ambientes com </w:t>
+      </w:r>
+      <w:r>
+        <w:t>a</w:t>
+      </w:r>
+      <w:r>
+        <w:t xml:space="preserve"> cobertura </w:t>
+      </w:r>
+      <w:r>
+        <w:t>de uma rede Wi-Fi</w:t>
+      </w:r>
+      <w:r>
+        <w:t xml:space="preserve"> com acesso à Internet, para que consiga se conectar a um </w:t>
       </w:r>
       <w:proofErr w:type="spellStart"/>
       <w:r>
@@ -2872,7 +2867,22 @@
       </w:r>
       <w:proofErr w:type="spellEnd"/>
       <w:r>
-        <w:t xml:space="preserve"> MQTT, para que seja possível o fluxo de dados entre os elementos Gateway </w:t>
+        <w:t xml:space="preserve"> MQTT, </w:t>
+      </w:r>
+      <w:r>
+        <w:t>provendo</w:t>
+      </w:r>
+      <w:r>
+        <w:t xml:space="preserve"> o fluxo de dados entre os elementos</w:t>
+      </w:r>
+      <w:r>
+        <w:t xml:space="preserve"> de Borda via protocolo MQTT aos</w:t>
+      </w:r>
+      <w:r>
+        <w:t xml:space="preserve"> </w:t>
+      </w:r>
+      <w:r>
+        <w:t xml:space="preserve">Nó Sensores via rede </w:t>
       </w:r>
       <w:proofErr w:type="spellStart"/>
       <w:r>
@@ -2880,12 +2890,23 @@
       </w:r>
       <w:proofErr w:type="spellEnd"/>
       <w:r>
-        <w:t xml:space="preserve"> ao Elemento de Borda.</w:t>
-      </w:r>
-    </w:p>
-    <w:p>
-      <w:r>
-        <w:t xml:space="preserve">Os seguintes parâmetros devem ser modificados no Firmware do Gateway </w:t>
+        <w:t xml:space="preserve"> - Pacotes de </w:t>
+      </w:r>
+      <w:proofErr w:type="spellStart"/>
+      <w:r>
+        <w:t>Downlink</w:t>
+      </w:r>
+      <w:proofErr w:type="spellEnd"/>
+      <w:r>
+        <w:t xml:space="preserve">, e os Pacotes de </w:t>
+      </w:r>
+      <w:proofErr w:type="spellStart"/>
+      <w:r>
+        <w:t>Uplink</w:t>
+      </w:r>
+      <w:proofErr w:type="spellEnd"/>
+      <w:r>
+        <w:t xml:space="preserve"> oriundos dos Nó Sensores através da rede </w:t>
       </w:r>
       <w:proofErr w:type="spellStart"/>
       <w:r>
@@ -2893,937 +2914,50 @@
       </w:r>
       <w:proofErr w:type="spellEnd"/>
       <w:r>
-        <w:t xml:space="preserve">, através da plataforma </w:t>
-      </w:r>
-      <w:proofErr w:type="spellStart"/>
-      <w:r>
-        <w:t>Arduíno</w:t>
-      </w:r>
-      <w:proofErr w:type="spellEnd"/>
-      <w:r>
-        <w:t xml:space="preserve"> antes do Upload:</w:t>
-      </w:r>
-    </w:p>
-    <w:p>
-      <w:pPr>
-        <w:shd w:val="clear" w:color="auto" w:fill="FFFFFF"/>
-        <w:rPr>
-          <w:rFonts w:ascii="Consolas" w:eastAsia="Consolas" w:hAnsi="Consolas" w:cs="Consolas"/>
-          <w:color w:val="4E5B61"/>
-          <w:sz w:val="21"/>
-          <w:szCs w:val="21"/>
-        </w:rPr>
-      </w:pPr>
-      <w:r>
-        <w:t xml:space="preserve">Redes Wi-Fi na </w:t>
-      </w:r>
-      <w:proofErr w:type="spellStart"/>
-      <w:r>
-        <w:rPr>
-          <w:rFonts w:ascii="Consolas" w:eastAsia="Consolas" w:hAnsi="Consolas" w:cs="Consolas"/>
-          <w:color w:val="00979D"/>
-          <w:sz w:val="21"/>
-          <w:szCs w:val="21"/>
-        </w:rPr>
-        <w:t>void</w:t>
-      </w:r>
-      <w:proofErr w:type="spellEnd"/>
-      <w:r>
-        <w:rPr>
-          <w:rFonts w:ascii="Consolas" w:eastAsia="Consolas" w:hAnsi="Consolas" w:cs="Consolas"/>
-          <w:color w:val="4E5B61"/>
-          <w:sz w:val="21"/>
-          <w:szCs w:val="21"/>
-        </w:rPr>
-        <w:t xml:space="preserve"> </w:t>
-      </w:r>
-      <w:proofErr w:type="gramStart"/>
-      <w:r>
-        <w:rPr>
-          <w:rFonts w:ascii="Consolas" w:eastAsia="Consolas" w:hAnsi="Consolas" w:cs="Consolas"/>
-          <w:color w:val="D35400"/>
-          <w:sz w:val="21"/>
-          <w:szCs w:val="21"/>
-        </w:rPr>
-        <w:t>setup</w:t>
-      </w:r>
-      <w:r>
-        <w:rPr>
-          <w:rFonts w:ascii="Consolas" w:eastAsia="Consolas" w:hAnsi="Consolas" w:cs="Consolas"/>
-          <w:color w:val="434F54"/>
-          <w:sz w:val="21"/>
-          <w:szCs w:val="21"/>
-        </w:rPr>
-        <w:t>(</w:t>
-      </w:r>
-      <w:proofErr w:type="gramEnd"/>
-      <w:r>
-        <w:rPr>
-          <w:rFonts w:ascii="Consolas" w:eastAsia="Consolas" w:hAnsi="Consolas" w:cs="Consolas"/>
-          <w:color w:val="434F54"/>
-          <w:sz w:val="21"/>
-          <w:szCs w:val="21"/>
-        </w:rPr>
-        <w:t>)</w:t>
-      </w:r>
-    </w:p>
-    <w:p>
-      <w:pPr>
-        <w:shd w:val="clear" w:color="auto" w:fill="FFFFFF"/>
-        <w:spacing w:after="0"/>
-        <w:jc w:val="left"/>
-        <w:rPr>
-          <w:rFonts w:ascii="Consolas" w:eastAsia="Consolas" w:hAnsi="Consolas" w:cs="Consolas"/>
-          <w:color w:val="4E5B61"/>
-          <w:sz w:val="21"/>
-          <w:szCs w:val="21"/>
-        </w:rPr>
-      </w:pPr>
-      <w:r>
-        <w:rPr>
-          <w:rFonts w:ascii="Consolas" w:eastAsia="Consolas" w:hAnsi="Consolas" w:cs="Consolas"/>
-          <w:color w:val="95A5A6"/>
-          <w:sz w:val="21"/>
-          <w:szCs w:val="21"/>
-        </w:rPr>
-        <w:t xml:space="preserve">  // Cadastre quantas redes você quiser (SSID, Senha) para </w:t>
-      </w:r>
-      <w:proofErr w:type="spellStart"/>
-      <w:r>
-        <w:rPr>
-          <w:rFonts w:ascii="Consolas" w:eastAsia="Consolas" w:hAnsi="Consolas" w:cs="Consolas"/>
-          <w:color w:val="95A5A6"/>
-          <w:sz w:val="21"/>
-          <w:szCs w:val="21"/>
-        </w:rPr>
-        <w:t>fallback</w:t>
-      </w:r>
-      <w:proofErr w:type="spellEnd"/>
-    </w:p>
-    <w:p>
-      <w:pPr>
-        <w:shd w:val="clear" w:color="auto" w:fill="FFFFFF"/>
-        <w:spacing w:after="0"/>
-        <w:jc w:val="left"/>
-        <w:rPr>
-          <w:rFonts w:ascii="Consolas" w:eastAsia="Consolas" w:hAnsi="Consolas" w:cs="Consolas"/>
-          <w:color w:val="4E5B61"/>
-          <w:sz w:val="21"/>
-          <w:szCs w:val="21"/>
-        </w:rPr>
-      </w:pPr>
-      <w:r>
-        <w:rPr>
-          <w:rFonts w:ascii="Consolas" w:eastAsia="Consolas" w:hAnsi="Consolas" w:cs="Consolas"/>
-          <w:color w:val="4E5B61"/>
-          <w:sz w:val="21"/>
-          <w:szCs w:val="21"/>
-        </w:rPr>
-        <w:t xml:space="preserve">  </w:t>
-      </w:r>
-      <w:proofErr w:type="spellStart"/>
-      <w:r>
-        <w:rPr>
-          <w:rFonts w:ascii="Consolas" w:eastAsia="Consolas" w:hAnsi="Consolas" w:cs="Consolas"/>
-          <w:color w:val="D35400"/>
-          <w:sz w:val="21"/>
-          <w:szCs w:val="21"/>
-        </w:rPr>
-        <w:t>wifiMulti</w:t>
-      </w:r>
-      <w:r>
-        <w:rPr>
-          <w:rFonts w:ascii="Consolas" w:eastAsia="Consolas" w:hAnsi="Consolas" w:cs="Consolas"/>
-          <w:color w:val="4E5B61"/>
-          <w:sz w:val="21"/>
-          <w:szCs w:val="21"/>
-        </w:rPr>
+        <w:t xml:space="preserve">, </w:t>
+      </w:r>
+      <w:r>
+        <w:t>ao Elemento de Borda</w:t>
+      </w:r>
+      <w:r>
+        <w:t xml:space="preserve">, através do protocolo MQTT. O Gateway </w:t>
+      </w:r>
+      <w:proofErr w:type="spellStart"/>
+      <w:r>
+        <w:t>LoRa</w:t>
+      </w:r>
+      <w:proofErr w:type="spellEnd"/>
+      <w:r>
+        <w:t xml:space="preserve"> MQTT assina os Pacotes de </w:t>
+      </w:r>
+      <w:proofErr w:type="spellStart"/>
+      <w:r>
+        <w:t>Downlink</w:t>
+      </w:r>
+      <w:proofErr w:type="spellEnd"/>
+      <w:r>
+        <w:t xml:space="preserve"> publicados pelo elemento de Borda, e publica os Pacotes de </w:t>
+      </w:r>
+      <w:proofErr w:type="spellStart"/>
+      <w:r>
+        <w:t>Uplink</w:t>
+      </w:r>
+      <w:proofErr w:type="spellEnd"/>
+      <w:r>
+        <w:t xml:space="preserve">, oriundos dos Nó Sensores de rede </w:t>
+      </w:r>
+      <w:proofErr w:type="spellStart"/>
+      <w:r>
+        <w:t>LoRa</w:t>
+      </w:r>
+      <w:proofErr w:type="spellEnd"/>
+      <w:r>
         <w:t>.</w:t>
       </w:r>
-      <w:r>
-        <w:rPr>
-          <w:rFonts w:ascii="Consolas" w:eastAsia="Consolas" w:hAnsi="Consolas" w:cs="Consolas"/>
-          <w:color w:val="D35400"/>
-          <w:sz w:val="21"/>
-          <w:szCs w:val="21"/>
-        </w:rPr>
-        <w:t>addAP</w:t>
-      </w:r>
-      <w:proofErr w:type="spellEnd"/>
-      <w:r>
-        <w:rPr>
-          <w:rFonts w:ascii="Consolas" w:eastAsia="Consolas" w:hAnsi="Consolas" w:cs="Consolas"/>
-          <w:color w:val="434F54"/>
-          <w:sz w:val="21"/>
-          <w:szCs w:val="21"/>
-        </w:rPr>
-        <w:t>(</w:t>
-      </w:r>
-      <w:r>
-        <w:rPr>
-          <w:rFonts w:ascii="Consolas" w:eastAsia="Consolas" w:hAnsi="Consolas" w:cs="Consolas"/>
-          <w:color w:val="005C5F"/>
-          <w:sz w:val="21"/>
-          <w:szCs w:val="21"/>
-        </w:rPr>
-        <w:t>"SSID_WIFI_1"</w:t>
-      </w:r>
-      <w:r>
-        <w:rPr>
-          <w:rFonts w:ascii="Consolas" w:eastAsia="Consolas" w:hAnsi="Consolas" w:cs="Consolas"/>
-          <w:color w:val="4E5B61"/>
-          <w:sz w:val="21"/>
-          <w:szCs w:val="21"/>
-        </w:rPr>
-        <w:t xml:space="preserve">, </w:t>
-      </w:r>
-      <w:r>
-        <w:rPr>
-          <w:rFonts w:ascii="Consolas" w:eastAsia="Consolas" w:hAnsi="Consolas" w:cs="Consolas"/>
-          <w:color w:val="005C5F"/>
-          <w:sz w:val="21"/>
-          <w:szCs w:val="21"/>
-        </w:rPr>
-        <w:t>"senha_1"</w:t>
-      </w:r>
-      <w:r>
-        <w:rPr>
-          <w:rFonts w:ascii="Consolas" w:eastAsia="Consolas" w:hAnsi="Consolas" w:cs="Consolas"/>
-          <w:color w:val="434F54"/>
-          <w:sz w:val="21"/>
-          <w:szCs w:val="21"/>
-        </w:rPr>
-        <w:t>)</w:t>
-      </w:r>
-      <w:r>
-        <w:rPr>
-          <w:rFonts w:ascii="Consolas" w:eastAsia="Consolas" w:hAnsi="Consolas" w:cs="Consolas"/>
-          <w:color w:val="4E5B61"/>
-          <w:sz w:val="21"/>
-          <w:szCs w:val="21"/>
-        </w:rPr>
-        <w:t>;</w:t>
-      </w:r>
-    </w:p>
-    <w:p>
-      <w:pPr>
-        <w:shd w:val="clear" w:color="auto" w:fill="FFFFFF"/>
-        <w:spacing w:after="0"/>
-        <w:jc w:val="left"/>
-        <w:rPr>
-          <w:rFonts w:ascii="Consolas" w:eastAsia="Consolas" w:hAnsi="Consolas" w:cs="Consolas"/>
-          <w:color w:val="4E5B61"/>
-          <w:sz w:val="21"/>
-          <w:szCs w:val="21"/>
-        </w:rPr>
-      </w:pPr>
-      <w:r>
-        <w:rPr>
-          <w:rFonts w:ascii="Consolas" w:eastAsia="Consolas" w:hAnsi="Consolas" w:cs="Consolas"/>
-          <w:color w:val="4E5B61"/>
-          <w:sz w:val="21"/>
-          <w:szCs w:val="21"/>
-        </w:rPr>
-        <w:t xml:space="preserve">  </w:t>
-      </w:r>
-      <w:proofErr w:type="spellStart"/>
-      <w:r>
-        <w:rPr>
-          <w:rFonts w:ascii="Consolas" w:eastAsia="Consolas" w:hAnsi="Consolas" w:cs="Consolas"/>
-          <w:color w:val="D35400"/>
-          <w:sz w:val="21"/>
-          <w:szCs w:val="21"/>
-        </w:rPr>
-        <w:t>wifiMulti</w:t>
-      </w:r>
-      <w:r>
-        <w:rPr>
-          <w:rFonts w:ascii="Consolas" w:eastAsia="Consolas" w:hAnsi="Consolas" w:cs="Consolas"/>
-          <w:color w:val="4E5B61"/>
-          <w:sz w:val="21"/>
-          <w:szCs w:val="21"/>
-        </w:rPr>
-        <w:t>.</w:t>
-      </w:r>
-      <w:r>
-        <w:rPr>
-          <w:rFonts w:ascii="Consolas" w:eastAsia="Consolas" w:hAnsi="Consolas" w:cs="Consolas"/>
-          <w:color w:val="D35400"/>
-          <w:sz w:val="21"/>
-          <w:szCs w:val="21"/>
-        </w:rPr>
-        <w:t>addAP</w:t>
-      </w:r>
-      <w:proofErr w:type="spellEnd"/>
-      <w:r>
-        <w:rPr>
-          <w:rFonts w:ascii="Consolas" w:eastAsia="Consolas" w:hAnsi="Consolas" w:cs="Consolas"/>
-          <w:color w:val="434F54"/>
-          <w:sz w:val="21"/>
-          <w:szCs w:val="21"/>
-        </w:rPr>
-        <w:t>(</w:t>
-      </w:r>
-      <w:r>
-        <w:rPr>
-          <w:rFonts w:ascii="Consolas" w:eastAsia="Consolas" w:hAnsi="Consolas" w:cs="Consolas"/>
-          <w:color w:val="005C5F"/>
-          <w:sz w:val="21"/>
-          <w:szCs w:val="21"/>
-        </w:rPr>
-        <w:t>"SSID_WIFI_2"</w:t>
-      </w:r>
-      <w:r>
-        <w:rPr>
-          <w:rFonts w:ascii="Consolas" w:eastAsia="Consolas" w:hAnsi="Consolas" w:cs="Consolas"/>
-          <w:color w:val="4E5B61"/>
-          <w:sz w:val="21"/>
-          <w:szCs w:val="21"/>
-        </w:rPr>
-        <w:t xml:space="preserve">, </w:t>
-      </w:r>
-      <w:r>
-        <w:rPr>
-          <w:rFonts w:ascii="Consolas" w:eastAsia="Consolas" w:hAnsi="Consolas" w:cs="Consolas"/>
-          <w:color w:val="005C5F"/>
-          <w:sz w:val="21"/>
-          <w:szCs w:val="21"/>
-        </w:rPr>
-        <w:t>"senha_2"</w:t>
-      </w:r>
-      <w:r>
-        <w:rPr>
-          <w:rFonts w:ascii="Consolas" w:eastAsia="Consolas" w:hAnsi="Consolas" w:cs="Consolas"/>
-          <w:color w:val="434F54"/>
-          <w:sz w:val="21"/>
-          <w:szCs w:val="21"/>
-        </w:rPr>
-        <w:t>)</w:t>
-      </w:r>
-      <w:r>
-        <w:rPr>
-          <w:rFonts w:ascii="Consolas" w:eastAsia="Consolas" w:hAnsi="Consolas" w:cs="Consolas"/>
-          <w:color w:val="4E5B61"/>
-          <w:sz w:val="21"/>
-          <w:szCs w:val="21"/>
-        </w:rPr>
-        <w:t>;</w:t>
-      </w:r>
-    </w:p>
-    <w:p>
-      <w:pPr>
-        <w:shd w:val="clear" w:color="auto" w:fill="FFFFFF"/>
-        <w:spacing w:after="0"/>
-        <w:jc w:val="left"/>
-        <w:rPr>
-          <w:rFonts w:ascii="Consolas" w:eastAsia="Consolas" w:hAnsi="Consolas" w:cs="Consolas"/>
-          <w:color w:val="4E5B61"/>
-          <w:sz w:val="21"/>
-          <w:szCs w:val="21"/>
-        </w:rPr>
-      </w:pPr>
-    </w:p>
-    <w:p>
-      <w:proofErr w:type="spellStart"/>
-      <w:r>
-        <w:t>Broker</w:t>
-      </w:r>
-      <w:proofErr w:type="spellEnd"/>
-      <w:r>
-        <w:t xml:space="preserve"> MQTT - escolha entre os </w:t>
-      </w:r>
-      <w:proofErr w:type="spellStart"/>
-      <w:r>
-        <w:t>Brokers</w:t>
-      </w:r>
-      <w:proofErr w:type="spellEnd"/>
-      <w:r>
-        <w:t xml:space="preserve"> </w:t>
-      </w:r>
-      <w:proofErr w:type="spellStart"/>
-      <w:r>
-        <w:t>Mosquitto</w:t>
-      </w:r>
-      <w:proofErr w:type="spellEnd"/>
-      <w:r>
-        <w:t xml:space="preserve"> ou </w:t>
-      </w:r>
-      <w:proofErr w:type="spellStart"/>
-      <w:r>
-        <w:t>HiveMQ</w:t>
-      </w:r>
-      <w:proofErr w:type="spellEnd"/>
-    </w:p>
-    <w:p>
-      <w:pPr>
-        <w:shd w:val="clear" w:color="auto" w:fill="FFFFFF"/>
-        <w:spacing w:after="0"/>
-        <w:jc w:val="left"/>
-        <w:rPr>
-          <w:rFonts w:ascii="Consolas" w:eastAsia="Consolas" w:hAnsi="Consolas" w:cs="Consolas"/>
-          <w:color w:val="4E5B61"/>
-          <w:sz w:val="21"/>
-          <w:szCs w:val="21"/>
-        </w:rPr>
-      </w:pPr>
-      <w:r>
-        <w:rPr>
-          <w:rFonts w:ascii="Consolas" w:eastAsia="Consolas" w:hAnsi="Consolas" w:cs="Consolas"/>
-          <w:color w:val="95A5A6"/>
-          <w:sz w:val="21"/>
-          <w:szCs w:val="21"/>
-        </w:rPr>
-        <w:t xml:space="preserve">// Configurações do </w:t>
-      </w:r>
-      <w:proofErr w:type="spellStart"/>
-      <w:r>
-        <w:rPr>
-          <w:rFonts w:ascii="Consolas" w:eastAsia="Consolas" w:hAnsi="Consolas" w:cs="Consolas"/>
-          <w:color w:val="95A5A6"/>
-          <w:sz w:val="21"/>
-          <w:szCs w:val="21"/>
-        </w:rPr>
-        <w:t>Broker</w:t>
-      </w:r>
-      <w:proofErr w:type="spellEnd"/>
-      <w:r>
-        <w:rPr>
-          <w:rFonts w:ascii="Consolas" w:eastAsia="Consolas" w:hAnsi="Consolas" w:cs="Consolas"/>
-          <w:color w:val="95A5A6"/>
-          <w:sz w:val="21"/>
-          <w:szCs w:val="21"/>
-        </w:rPr>
-        <w:t xml:space="preserve"> </w:t>
-      </w:r>
-      <w:proofErr w:type="spellStart"/>
-      <w:r>
-        <w:rPr>
-          <w:rFonts w:ascii="Consolas" w:eastAsia="Consolas" w:hAnsi="Consolas" w:cs="Consolas"/>
-          <w:color w:val="95A5A6"/>
-          <w:sz w:val="21"/>
-          <w:szCs w:val="21"/>
-        </w:rPr>
-        <w:t>Mosquitto</w:t>
-      </w:r>
-      <w:proofErr w:type="spellEnd"/>
-      <w:r>
-        <w:rPr>
-          <w:rFonts w:ascii="Consolas" w:eastAsia="Consolas" w:hAnsi="Consolas" w:cs="Consolas"/>
-          <w:color w:val="95A5A6"/>
-          <w:sz w:val="21"/>
-          <w:szCs w:val="21"/>
-        </w:rPr>
-        <w:t xml:space="preserve"> (Usando o </w:t>
-      </w:r>
-      <w:proofErr w:type="spellStart"/>
-      <w:r>
-        <w:rPr>
-          <w:rFonts w:ascii="Consolas" w:eastAsia="Consolas" w:hAnsi="Consolas" w:cs="Consolas"/>
-          <w:color w:val="95A5A6"/>
-          <w:sz w:val="21"/>
-          <w:szCs w:val="21"/>
-        </w:rPr>
-        <w:t>broker</w:t>
-      </w:r>
-      <w:proofErr w:type="spellEnd"/>
-      <w:r>
-        <w:rPr>
-          <w:rFonts w:ascii="Consolas" w:eastAsia="Consolas" w:hAnsi="Consolas" w:cs="Consolas"/>
-          <w:color w:val="95A5A6"/>
-          <w:sz w:val="21"/>
-          <w:szCs w:val="21"/>
-        </w:rPr>
-        <w:t xml:space="preserve"> público oficial)</w:t>
-      </w:r>
-    </w:p>
-    <w:p>
-      <w:pPr>
-        <w:shd w:val="clear" w:color="auto" w:fill="FFFFFF"/>
-        <w:spacing w:after="0"/>
-        <w:jc w:val="left"/>
-        <w:rPr>
-          <w:rFonts w:ascii="Consolas" w:eastAsia="Consolas" w:hAnsi="Consolas" w:cs="Consolas"/>
-          <w:color w:val="4E5B61"/>
-          <w:sz w:val="21"/>
-          <w:szCs w:val="21"/>
-        </w:rPr>
-      </w:pPr>
-      <w:proofErr w:type="spellStart"/>
-      <w:proofErr w:type="gramStart"/>
-      <w:r>
-        <w:rPr>
-          <w:rFonts w:ascii="Consolas" w:eastAsia="Consolas" w:hAnsi="Consolas" w:cs="Consolas"/>
-          <w:color w:val="00979D"/>
-          <w:sz w:val="21"/>
-          <w:szCs w:val="21"/>
-        </w:rPr>
-        <w:t>const</w:t>
-      </w:r>
-      <w:proofErr w:type="spellEnd"/>
-      <w:proofErr w:type="gramEnd"/>
-      <w:r>
-        <w:rPr>
-          <w:rFonts w:ascii="Consolas" w:eastAsia="Consolas" w:hAnsi="Consolas" w:cs="Consolas"/>
-          <w:color w:val="4E5B61"/>
-          <w:sz w:val="21"/>
-          <w:szCs w:val="21"/>
-        </w:rPr>
-        <w:t xml:space="preserve"> </w:t>
-      </w:r>
-      <w:r>
-        <w:rPr>
-          <w:rFonts w:ascii="Consolas" w:eastAsia="Consolas" w:hAnsi="Consolas" w:cs="Consolas"/>
-          <w:color w:val="00979D"/>
-          <w:sz w:val="21"/>
-          <w:szCs w:val="21"/>
-        </w:rPr>
-        <w:t>char</w:t>
-      </w:r>
-      <w:r>
-        <w:rPr>
-          <w:rFonts w:ascii="Consolas" w:eastAsia="Consolas" w:hAnsi="Consolas" w:cs="Consolas"/>
-          <w:color w:val="4E5B61"/>
-          <w:sz w:val="21"/>
-          <w:szCs w:val="21"/>
-        </w:rPr>
-        <w:t xml:space="preserve">* MQTT_BROKER = </w:t>
-      </w:r>
-      <w:r>
-        <w:rPr>
-          <w:rFonts w:ascii="Consolas" w:eastAsia="Consolas" w:hAnsi="Consolas" w:cs="Consolas"/>
-          <w:color w:val="005C5F"/>
-          <w:sz w:val="21"/>
-          <w:szCs w:val="21"/>
-        </w:rPr>
-        <w:t>"test.mosquitto.org"</w:t>
-      </w:r>
-      <w:r>
-        <w:rPr>
-          <w:rFonts w:ascii="Consolas" w:eastAsia="Consolas" w:hAnsi="Consolas" w:cs="Consolas"/>
-          <w:color w:val="4E5B61"/>
-          <w:sz w:val="21"/>
-          <w:szCs w:val="21"/>
-        </w:rPr>
-        <w:t>;</w:t>
-      </w:r>
-    </w:p>
-    <w:p>
-      <w:pPr>
-        <w:shd w:val="clear" w:color="auto" w:fill="FFFFFF"/>
-        <w:spacing w:after="0"/>
-        <w:jc w:val="left"/>
-        <w:rPr>
-          <w:rFonts w:ascii="Consolas" w:eastAsia="Consolas" w:hAnsi="Consolas" w:cs="Consolas"/>
-          <w:color w:val="4E5B61"/>
-          <w:sz w:val="21"/>
-          <w:szCs w:val="21"/>
-        </w:rPr>
-      </w:pPr>
-    </w:p>
-    <w:p>
-      <w:pPr>
-        <w:shd w:val="clear" w:color="auto" w:fill="FFFFFF"/>
-        <w:spacing w:after="0"/>
-        <w:jc w:val="left"/>
-        <w:rPr>
-          <w:rFonts w:ascii="Consolas" w:eastAsia="Consolas" w:hAnsi="Consolas" w:cs="Consolas"/>
-          <w:color w:val="4E5B61"/>
-          <w:sz w:val="21"/>
-          <w:szCs w:val="21"/>
-        </w:rPr>
-      </w:pPr>
-      <w:r>
-        <w:rPr>
-          <w:rFonts w:ascii="Consolas" w:eastAsia="Consolas" w:hAnsi="Consolas" w:cs="Consolas"/>
-          <w:color w:val="95A5A6"/>
-          <w:sz w:val="21"/>
-          <w:szCs w:val="21"/>
-        </w:rPr>
-        <w:t xml:space="preserve">// Configurações do </w:t>
-      </w:r>
-      <w:proofErr w:type="spellStart"/>
-      <w:r>
-        <w:rPr>
-          <w:rFonts w:ascii="Consolas" w:eastAsia="Consolas" w:hAnsi="Consolas" w:cs="Consolas"/>
-          <w:color w:val="95A5A6"/>
-          <w:sz w:val="21"/>
-          <w:szCs w:val="21"/>
-        </w:rPr>
-        <w:t>Broker</w:t>
-      </w:r>
-      <w:proofErr w:type="spellEnd"/>
-      <w:r>
-        <w:rPr>
-          <w:rFonts w:ascii="Consolas" w:eastAsia="Consolas" w:hAnsi="Consolas" w:cs="Consolas"/>
-          <w:color w:val="95A5A6"/>
-          <w:sz w:val="21"/>
-          <w:szCs w:val="21"/>
-        </w:rPr>
-        <w:t xml:space="preserve"> </w:t>
-      </w:r>
-      <w:proofErr w:type="spellStart"/>
-      <w:r>
-        <w:rPr>
-          <w:rFonts w:ascii="Consolas" w:eastAsia="Consolas" w:hAnsi="Consolas" w:cs="Consolas"/>
-          <w:color w:val="95A5A6"/>
-          <w:sz w:val="21"/>
-          <w:szCs w:val="21"/>
-        </w:rPr>
-        <w:t>HiveMQ</w:t>
-      </w:r>
-      <w:proofErr w:type="spellEnd"/>
-      <w:r>
-        <w:rPr>
-          <w:rFonts w:ascii="Consolas" w:eastAsia="Consolas" w:hAnsi="Consolas" w:cs="Consolas"/>
-          <w:color w:val="95A5A6"/>
-          <w:sz w:val="21"/>
-          <w:szCs w:val="21"/>
-        </w:rPr>
-        <w:t xml:space="preserve"> (Usando o </w:t>
-      </w:r>
-      <w:proofErr w:type="spellStart"/>
-      <w:r>
-        <w:rPr>
-          <w:rFonts w:ascii="Consolas" w:eastAsia="Consolas" w:hAnsi="Consolas" w:cs="Consolas"/>
-          <w:color w:val="95A5A6"/>
-          <w:sz w:val="21"/>
-          <w:szCs w:val="21"/>
-        </w:rPr>
-        <w:t>broker</w:t>
-      </w:r>
-      <w:proofErr w:type="spellEnd"/>
-      <w:r>
-        <w:rPr>
-          <w:rFonts w:ascii="Consolas" w:eastAsia="Consolas" w:hAnsi="Consolas" w:cs="Consolas"/>
-          <w:color w:val="95A5A6"/>
-          <w:sz w:val="21"/>
-          <w:szCs w:val="21"/>
-        </w:rPr>
-        <w:t xml:space="preserve"> público oficial)</w:t>
-      </w:r>
-    </w:p>
-    <w:p>
-      <w:pPr>
-        <w:shd w:val="clear" w:color="auto" w:fill="FFFFFF"/>
-        <w:spacing w:after="0"/>
-        <w:jc w:val="left"/>
-        <w:rPr>
-          <w:rFonts w:ascii="Consolas" w:eastAsia="Consolas" w:hAnsi="Consolas" w:cs="Consolas"/>
-          <w:color w:val="4E5B61"/>
-          <w:sz w:val="21"/>
-          <w:szCs w:val="21"/>
-        </w:rPr>
-      </w:pPr>
-      <w:r>
-        <w:rPr>
-          <w:rFonts w:ascii="Consolas" w:eastAsia="Consolas" w:hAnsi="Consolas" w:cs="Consolas"/>
-          <w:color w:val="95A5A6"/>
-          <w:sz w:val="21"/>
-          <w:szCs w:val="21"/>
-        </w:rPr>
-        <w:t>//</w:t>
-      </w:r>
-      <w:proofErr w:type="spellStart"/>
-      <w:r>
-        <w:rPr>
-          <w:rFonts w:ascii="Consolas" w:eastAsia="Consolas" w:hAnsi="Consolas" w:cs="Consolas"/>
-          <w:color w:val="95A5A6"/>
-          <w:sz w:val="21"/>
-          <w:szCs w:val="21"/>
-        </w:rPr>
-        <w:t>const</w:t>
-      </w:r>
-      <w:proofErr w:type="spellEnd"/>
-      <w:r>
-        <w:rPr>
-          <w:rFonts w:ascii="Consolas" w:eastAsia="Consolas" w:hAnsi="Consolas" w:cs="Consolas"/>
-          <w:color w:val="95A5A6"/>
-          <w:sz w:val="21"/>
-          <w:szCs w:val="21"/>
-        </w:rPr>
-        <w:t xml:space="preserve"> char* MQTT_BROKER   = "broker.hivemq.com";</w:t>
-      </w:r>
-    </w:p>
-    <w:p>
-      <w:pPr>
-        <w:shd w:val="clear" w:color="auto" w:fill="FFFFFF"/>
-        <w:spacing w:after="0"/>
-        <w:jc w:val="left"/>
-        <w:rPr>
-          <w:rFonts w:ascii="Consolas" w:eastAsia="Consolas" w:hAnsi="Consolas" w:cs="Consolas"/>
-          <w:color w:val="4E5B61"/>
-          <w:sz w:val="21"/>
-          <w:szCs w:val="21"/>
-        </w:rPr>
-      </w:pPr>
-    </w:p>
-    <w:p>
-      <w:r>
-        <w:t xml:space="preserve">Tópicos de </w:t>
-      </w:r>
-      <w:proofErr w:type="spellStart"/>
-      <w:r>
-        <w:t>Downlink</w:t>
-      </w:r>
-      <w:proofErr w:type="spellEnd"/>
-      <w:r>
-        <w:t xml:space="preserve"> (</w:t>
-      </w:r>
-      <w:r>
-        <w:rPr>
-          <w:rFonts w:ascii="Consolas" w:eastAsia="Consolas" w:hAnsi="Consolas" w:cs="Consolas"/>
-          <w:color w:val="4E5B61"/>
-          <w:sz w:val="21"/>
-          <w:szCs w:val="21"/>
-        </w:rPr>
-        <w:t>TOPIC_DL</w:t>
-      </w:r>
-      <w:r>
-        <w:t xml:space="preserve">) e </w:t>
-      </w:r>
-      <w:proofErr w:type="spellStart"/>
-      <w:r>
-        <w:t>Uplink</w:t>
-      </w:r>
-      <w:proofErr w:type="spellEnd"/>
-      <w:r>
-        <w:t xml:space="preserve"> (</w:t>
-      </w:r>
-      <w:r>
-        <w:rPr>
-          <w:rFonts w:ascii="Consolas" w:eastAsia="Consolas" w:hAnsi="Consolas" w:cs="Consolas"/>
-          <w:color w:val="4E5B61"/>
-          <w:sz w:val="21"/>
-          <w:szCs w:val="21"/>
-        </w:rPr>
-        <w:t>TOPIC_UL</w:t>
-      </w:r>
-      <w:r>
-        <w:t>) – Definição do nome</w:t>
-      </w:r>
-    </w:p>
-    <w:p>
-      <w:pPr>
-        <w:shd w:val="clear" w:color="auto" w:fill="FFFFFF"/>
-        <w:spacing w:after="0"/>
-        <w:jc w:val="left"/>
-        <w:rPr>
-          <w:rFonts w:ascii="Consolas" w:eastAsia="Consolas" w:hAnsi="Consolas" w:cs="Consolas"/>
-          <w:color w:val="4E5B61"/>
-          <w:sz w:val="21"/>
-          <w:szCs w:val="21"/>
-        </w:rPr>
-      </w:pPr>
-      <w:proofErr w:type="spellStart"/>
-      <w:proofErr w:type="gramStart"/>
-      <w:r>
-        <w:rPr>
-          <w:rFonts w:ascii="Consolas" w:eastAsia="Consolas" w:hAnsi="Consolas" w:cs="Consolas"/>
-          <w:color w:val="00979D"/>
-          <w:sz w:val="21"/>
-          <w:szCs w:val="21"/>
-        </w:rPr>
-        <w:t>const</w:t>
-      </w:r>
-      <w:proofErr w:type="spellEnd"/>
-      <w:proofErr w:type="gramEnd"/>
-      <w:r>
-        <w:rPr>
-          <w:rFonts w:ascii="Consolas" w:eastAsia="Consolas" w:hAnsi="Consolas" w:cs="Consolas"/>
-          <w:color w:val="4E5B61"/>
-          <w:sz w:val="21"/>
-          <w:szCs w:val="21"/>
-        </w:rPr>
-        <w:t xml:space="preserve"> </w:t>
-      </w:r>
-      <w:r>
-        <w:rPr>
-          <w:rFonts w:ascii="Consolas" w:eastAsia="Consolas" w:hAnsi="Consolas" w:cs="Consolas"/>
-          <w:color w:val="00979D"/>
-          <w:sz w:val="21"/>
-          <w:szCs w:val="21"/>
-        </w:rPr>
-        <w:t>char</w:t>
-      </w:r>
-      <w:r>
-        <w:rPr>
-          <w:rFonts w:ascii="Consolas" w:eastAsia="Consolas" w:hAnsi="Consolas" w:cs="Consolas"/>
-          <w:color w:val="4E5B61"/>
-          <w:sz w:val="21"/>
-          <w:szCs w:val="21"/>
-        </w:rPr>
-        <w:t xml:space="preserve">* TOPIC_DL      = </w:t>
-      </w:r>
-      <w:r>
-        <w:rPr>
-          <w:rFonts w:ascii="Consolas" w:eastAsia="Consolas" w:hAnsi="Consolas" w:cs="Consolas"/>
-          <w:color w:val="005C5F"/>
-          <w:sz w:val="21"/>
-          <w:szCs w:val="21"/>
-        </w:rPr>
-        <w:t>"</w:t>
-      </w:r>
-      <w:proofErr w:type="spellStart"/>
-      <w:r>
-        <w:rPr>
-          <w:rFonts w:ascii="Consolas" w:eastAsia="Consolas" w:hAnsi="Consolas" w:cs="Consolas"/>
-          <w:color w:val="005C5F"/>
-          <w:sz w:val="21"/>
-          <w:szCs w:val="21"/>
-        </w:rPr>
-        <w:t>mot_lora_mqtt_SEU_RA</w:t>
-      </w:r>
-      <w:proofErr w:type="spellEnd"/>
-      <w:r>
-        <w:rPr>
-          <w:rFonts w:ascii="Consolas" w:eastAsia="Consolas" w:hAnsi="Consolas" w:cs="Consolas"/>
-          <w:color w:val="005C5F"/>
-          <w:sz w:val="21"/>
-          <w:szCs w:val="21"/>
-        </w:rPr>
-        <w:t>/gateway/</w:t>
-      </w:r>
-      <w:proofErr w:type="spellStart"/>
-      <w:r>
-        <w:rPr>
-          <w:rFonts w:ascii="Consolas" w:eastAsia="Consolas" w:hAnsi="Consolas" w:cs="Consolas"/>
-          <w:color w:val="005C5F"/>
-          <w:sz w:val="21"/>
-          <w:szCs w:val="21"/>
-        </w:rPr>
-        <w:t>downlink</w:t>
-      </w:r>
-      <w:proofErr w:type="spellEnd"/>
-      <w:r>
-        <w:rPr>
-          <w:rFonts w:ascii="Consolas" w:eastAsia="Consolas" w:hAnsi="Consolas" w:cs="Consolas"/>
-          <w:color w:val="005C5F"/>
-          <w:sz w:val="21"/>
-          <w:szCs w:val="21"/>
-        </w:rPr>
-        <w:t>"</w:t>
-      </w:r>
-      <w:r>
-        <w:rPr>
-          <w:rFonts w:ascii="Consolas" w:eastAsia="Consolas" w:hAnsi="Consolas" w:cs="Consolas"/>
-          <w:color w:val="4E5B61"/>
-          <w:sz w:val="21"/>
-          <w:szCs w:val="21"/>
-        </w:rPr>
-        <w:t>;</w:t>
-      </w:r>
-    </w:p>
-    <w:p>
-      <w:pPr>
-        <w:shd w:val="clear" w:color="auto" w:fill="FFFFFF"/>
-        <w:spacing w:after="0"/>
-        <w:jc w:val="left"/>
-        <w:rPr>
-          <w:rFonts w:ascii="Consolas" w:eastAsia="Consolas" w:hAnsi="Consolas" w:cs="Consolas"/>
-          <w:color w:val="4E5B61"/>
-          <w:sz w:val="21"/>
-          <w:szCs w:val="21"/>
-        </w:rPr>
-      </w:pPr>
-      <w:proofErr w:type="spellStart"/>
-      <w:proofErr w:type="gramStart"/>
-      <w:r>
-        <w:rPr>
-          <w:rFonts w:ascii="Consolas" w:eastAsia="Consolas" w:hAnsi="Consolas" w:cs="Consolas"/>
-          <w:color w:val="00979D"/>
-          <w:sz w:val="21"/>
-          <w:szCs w:val="21"/>
-        </w:rPr>
-        <w:t>const</w:t>
-      </w:r>
-      <w:proofErr w:type="spellEnd"/>
-      <w:proofErr w:type="gramEnd"/>
-      <w:r>
-        <w:rPr>
-          <w:rFonts w:ascii="Consolas" w:eastAsia="Consolas" w:hAnsi="Consolas" w:cs="Consolas"/>
-          <w:color w:val="4E5B61"/>
-          <w:sz w:val="21"/>
-          <w:szCs w:val="21"/>
-        </w:rPr>
-        <w:t xml:space="preserve"> </w:t>
-      </w:r>
-      <w:r>
-        <w:rPr>
-          <w:rFonts w:ascii="Consolas" w:eastAsia="Consolas" w:hAnsi="Consolas" w:cs="Consolas"/>
-          <w:color w:val="00979D"/>
-          <w:sz w:val="21"/>
-          <w:szCs w:val="21"/>
-        </w:rPr>
-        <w:t>char</w:t>
-      </w:r>
-      <w:r>
-        <w:rPr>
-          <w:rFonts w:ascii="Consolas" w:eastAsia="Consolas" w:hAnsi="Consolas" w:cs="Consolas"/>
-          <w:color w:val="4E5B61"/>
-          <w:sz w:val="21"/>
-          <w:szCs w:val="21"/>
-        </w:rPr>
-        <w:t xml:space="preserve">* TOPIC_UL      = </w:t>
-      </w:r>
-      <w:r>
-        <w:rPr>
-          <w:rFonts w:ascii="Consolas" w:eastAsia="Consolas" w:hAnsi="Consolas" w:cs="Consolas"/>
-          <w:color w:val="005C5F"/>
-          <w:sz w:val="21"/>
-          <w:szCs w:val="21"/>
-        </w:rPr>
-        <w:t>"</w:t>
-      </w:r>
-      <w:proofErr w:type="spellStart"/>
-      <w:r>
-        <w:rPr>
-          <w:rFonts w:ascii="Consolas" w:eastAsia="Consolas" w:hAnsi="Consolas" w:cs="Consolas"/>
-          <w:color w:val="005C5F"/>
-          <w:sz w:val="21"/>
-          <w:szCs w:val="21"/>
-        </w:rPr>
-        <w:t>mot_lora_mqtt_SEU_RA</w:t>
-      </w:r>
-      <w:proofErr w:type="spellEnd"/>
-      <w:r>
-        <w:rPr>
-          <w:rFonts w:ascii="Consolas" w:eastAsia="Consolas" w:hAnsi="Consolas" w:cs="Consolas"/>
-          <w:color w:val="005C5F"/>
-          <w:sz w:val="21"/>
-          <w:szCs w:val="21"/>
-        </w:rPr>
-        <w:t>/gateway/</w:t>
-      </w:r>
-      <w:proofErr w:type="spellStart"/>
-      <w:r>
-        <w:rPr>
-          <w:rFonts w:ascii="Consolas" w:eastAsia="Consolas" w:hAnsi="Consolas" w:cs="Consolas"/>
-          <w:color w:val="005C5F"/>
-          <w:sz w:val="21"/>
-          <w:szCs w:val="21"/>
-        </w:rPr>
-        <w:t>uplink</w:t>
-      </w:r>
-      <w:proofErr w:type="spellEnd"/>
-      <w:r>
-        <w:rPr>
-          <w:rFonts w:ascii="Consolas" w:eastAsia="Consolas" w:hAnsi="Consolas" w:cs="Consolas"/>
-          <w:color w:val="005C5F"/>
-          <w:sz w:val="21"/>
-          <w:szCs w:val="21"/>
-        </w:rPr>
-        <w:t>"</w:t>
-      </w:r>
-      <w:r>
-        <w:rPr>
-          <w:rFonts w:ascii="Consolas" w:eastAsia="Consolas" w:hAnsi="Consolas" w:cs="Consolas"/>
-          <w:color w:val="4E5B61"/>
-          <w:sz w:val="21"/>
-          <w:szCs w:val="21"/>
-        </w:rPr>
-        <w:t>;</w:t>
-      </w:r>
-    </w:p>
+    </w:p>
+    <w:p/>
+    <w:p/>
+    <w:p/>
     <w:p/>
     <w:p>
       <w:pPr>
@@ -3838,16 +2972,72 @@
         <w:spacing w:before="0"/>
       </w:pPr>
       <w:r>
-        <w:t>O Nível 2-3 com MQTT</w:t>
+        <w:lastRenderedPageBreak/>
+        <w:t>Setup do</w:t>
+      </w:r>
+      <w:r>
+        <w:t xml:space="preserve"> Framework</w:t>
+      </w:r>
+      <w:r>
+        <w:t xml:space="preserve"> MQTT</w:t>
       </w:r>
     </w:p>
     <w:p/>
     <w:p>
-      <w:r>
-        <w:t>No Nível 2-3 com MQTT, tam</w:t>
-      </w:r>
-      <w:r>
-        <w:t xml:space="preserve">bém deverá ser feita a escolha do </w:t>
+      <w:pPr>
+        <w:jc w:val="center"/>
+      </w:pPr>
+      <w:r>
+        <w:drawing>
+          <wp:inline distT="0" distB="0" distL="0" distR="0" wp14:anchorId="23ABB5B5" wp14:editId="35F4EEB7">
+            <wp:extent cx="4591691" cy="5068007"/>
+            <wp:effectExtent l="0" t="0" r="0" b="0"/>
+            <wp:docPr id="29" name="Imagem 29"/>
+            <wp:cNvGraphicFramePr>
+              <a:graphicFrameLocks xmlns:a="http://schemas.openxmlformats.org/drawingml/2006/main" noChangeAspect="1"/>
+            </wp:cNvGraphicFramePr>
+            <a:graphic xmlns:a="http://schemas.openxmlformats.org/drawingml/2006/main">
+              <a:graphicData uri="http://schemas.openxmlformats.org/drawingml/2006/picture">
+                <pic:pic xmlns:pic="http://schemas.openxmlformats.org/drawingml/2006/picture">
+                  <pic:nvPicPr>
+                    <pic:cNvPr id="1" name=""/>
+                    <pic:cNvPicPr/>
+                  </pic:nvPicPr>
+                  <pic:blipFill>
+                    <a:blip r:embed="rId16"/>
+                    <a:stretch>
+                      <a:fillRect/>
+                    </a:stretch>
+                  </pic:blipFill>
+                  <pic:spPr>
+                    <a:xfrm>
+                      <a:off x="0" y="0"/>
+                      <a:ext cx="4591691" cy="5068007"/>
+                    </a:xfrm>
+                    <a:prstGeom prst="rect">
+                      <a:avLst/>
+                    </a:prstGeom>
+                  </pic:spPr>
+                </pic:pic>
+              </a:graphicData>
+            </a:graphic>
+          </wp:inline>
+        </w:drawing>
+      </w:r>
+    </w:p>
+    <w:p/>
+    <w:p>
+      <w:r>
+        <w:t xml:space="preserve">No </w:t>
+      </w:r>
+      <w:r>
+        <w:t xml:space="preserve">Setup de parâmetros </w:t>
+      </w:r>
+      <w:r>
+        <w:t>do MQTT, são definidos qual o</w:t>
+      </w:r>
+      <w:r>
+        <w:t xml:space="preserve"> </w:t>
       </w:r>
       <w:proofErr w:type="spellStart"/>
       <w:r>
@@ -3855,7 +3045,16 @@
       </w:r>
       <w:proofErr w:type="spellEnd"/>
       <w:r>
-        <w:t xml:space="preserve"> de preferência, deixe-o sem a função # de comentário do Python, e para o outro </w:t>
+        <w:t xml:space="preserve"> MQTT</w:t>
+      </w:r>
+      <w:r>
+        <w:t xml:space="preserve"> que será utilizado para a implementação do Framework MQTT</w:t>
+      </w:r>
+      <w:r>
+        <w:t xml:space="preserve">, </w:t>
+      </w:r>
+      <w:r>
+        <w:t xml:space="preserve">a porta de conectividade com o </w:t>
       </w:r>
       <w:proofErr w:type="spellStart"/>
       <w:r>
@@ -3863,187 +3062,56 @@
       </w:r>
       <w:proofErr w:type="spellEnd"/>
       <w:r>
-        <w:t xml:space="preserve"> que não será utilizado comente a linha com a função #:</w:t>
-      </w:r>
-    </w:p>
-    <w:p>
-      <w:r>
-        <w:t xml:space="preserve">Utilizar a função de # do Python para comentar o </w:t>
-      </w:r>
-      <w:proofErr w:type="spellStart"/>
-      <w:r>
-        <w:t>Broker</w:t>
-      </w:r>
-      <w:proofErr w:type="spellEnd"/>
-      <w:r>
-        <w:t xml:space="preserve"> não utilizado.</w:t>
-      </w:r>
-    </w:p>
-    <w:p>
-      <w:pPr>
-        <w:shd w:val="clear" w:color="auto" w:fill="FFFFFF"/>
-        <w:spacing w:after="0"/>
-        <w:jc w:val="left"/>
-        <w:rPr>
-          <w:rFonts w:ascii="Consolas" w:eastAsia="Consolas" w:hAnsi="Consolas" w:cs="Consolas"/>
-          <w:color w:val="4E5B61"/>
-          <w:sz w:val="21"/>
-          <w:szCs w:val="21"/>
-        </w:rPr>
-      </w:pPr>
-    </w:p>
-    <w:p>
-      <w:pPr>
-        <w:shd w:val="clear" w:color="auto" w:fill="FFFFFF"/>
-        <w:spacing w:after="0"/>
-        <w:jc w:val="left"/>
-        <w:rPr>
-          <w:rFonts w:ascii="Consolas" w:eastAsia="Consolas" w:hAnsi="Consolas" w:cs="Consolas"/>
-          <w:color w:val="4E5B61"/>
-          <w:sz w:val="21"/>
-          <w:szCs w:val="21"/>
-        </w:rPr>
-      </w:pPr>
-      <w:r>
-        <w:rPr>
-          <w:rFonts w:ascii="Consolas" w:eastAsia="Consolas" w:hAnsi="Consolas" w:cs="Consolas"/>
-          <w:color w:val="4E5B61"/>
-          <w:sz w:val="21"/>
-          <w:szCs w:val="21"/>
-        </w:rPr>
-        <w:t xml:space="preserve"># </w:t>
-      </w:r>
-      <w:r>
-        <w:rPr>
-          <w:rFonts w:ascii="Consolas" w:eastAsia="Consolas" w:hAnsi="Consolas" w:cs="Consolas"/>
-          <w:color w:val="4E5B61"/>
-          <w:sz w:val="21"/>
-          <w:szCs w:val="21"/>
-        </w:rPr>
-        <w:t>===== Configurações MQTT =====</w:t>
-      </w:r>
-    </w:p>
-    <w:p>
-      <w:pPr>
-        <w:shd w:val="clear" w:color="auto" w:fill="FFFFFF"/>
-        <w:spacing w:after="0"/>
-        <w:jc w:val="left"/>
-        <w:rPr>
-          <w:rFonts w:ascii="Consolas" w:eastAsia="Consolas" w:hAnsi="Consolas" w:cs="Consolas"/>
-          <w:color w:val="4E5B61"/>
-          <w:sz w:val="21"/>
-          <w:szCs w:val="21"/>
-        </w:rPr>
-      </w:pPr>
-      <w:r>
-        <w:rPr>
-          <w:rFonts w:ascii="Consolas" w:eastAsia="Consolas" w:hAnsi="Consolas" w:cs="Consolas"/>
-          <w:color w:val="4E5B61"/>
-          <w:sz w:val="21"/>
-          <w:szCs w:val="21"/>
-        </w:rPr>
-        <w:t xml:space="preserve">BROKER        = </w:t>
-      </w:r>
-      <w:r>
-        <w:rPr>
-          <w:rFonts w:ascii="Consolas" w:eastAsia="Consolas" w:hAnsi="Consolas" w:cs="Consolas"/>
-          <w:color w:val="005C5F"/>
-          <w:sz w:val="21"/>
-          <w:szCs w:val="21"/>
-        </w:rPr>
-        <w:t>"test.mosquitto.org"</w:t>
-      </w:r>
-    </w:p>
-    <w:p>
-      <w:pPr>
-        <w:shd w:val="clear" w:color="auto" w:fill="FFFFFF"/>
-        <w:spacing w:after="0"/>
-        <w:jc w:val="left"/>
-        <w:rPr>
-          <w:rFonts w:ascii="Consolas" w:eastAsia="Consolas" w:hAnsi="Consolas" w:cs="Consolas"/>
-          <w:color w:val="4E5B61"/>
-          <w:sz w:val="21"/>
-          <w:szCs w:val="21"/>
-        </w:rPr>
-      </w:pPr>
-      <w:r>
-        <w:rPr>
-          <w:rFonts w:ascii="Consolas" w:eastAsia="Consolas" w:hAnsi="Consolas" w:cs="Consolas"/>
-          <w:color w:val="D35400"/>
-          <w:sz w:val="21"/>
-          <w:szCs w:val="21"/>
-        </w:rPr>
-        <w:t>#BROKER</w:t>
-      </w:r>
-      <w:r>
-        <w:rPr>
-          <w:rFonts w:ascii="Consolas" w:eastAsia="Consolas" w:hAnsi="Consolas" w:cs="Consolas"/>
-          <w:color w:val="4E5B61"/>
-          <w:sz w:val="21"/>
-          <w:szCs w:val="21"/>
-        </w:rPr>
-        <w:t xml:space="preserve">        = </w:t>
-      </w:r>
-      <w:r>
-        <w:rPr>
-          <w:rFonts w:ascii="Consolas" w:eastAsia="Consolas" w:hAnsi="Consolas" w:cs="Consolas"/>
-          <w:color w:val="005C5F"/>
-          <w:sz w:val="21"/>
-          <w:szCs w:val="21"/>
-        </w:rPr>
-        <w:t>"broker.hivemq.com"</w:t>
-      </w:r>
-    </w:p>
-    <w:p>
-      <w:pPr>
-        <w:shd w:val="clear" w:color="auto" w:fill="FFFFFF"/>
-        <w:spacing w:after="0"/>
-        <w:jc w:val="left"/>
-        <w:rPr>
-          <w:rFonts w:ascii="Consolas" w:eastAsia="Consolas" w:hAnsi="Consolas" w:cs="Consolas"/>
-          <w:color w:val="4E5B61"/>
-          <w:sz w:val="21"/>
-          <w:szCs w:val="21"/>
-        </w:rPr>
-      </w:pPr>
-      <w:r>
-        <w:rPr>
-          <w:rFonts w:ascii="Consolas" w:eastAsia="Consolas" w:hAnsi="Consolas" w:cs="Consolas"/>
-          <w:color w:val="4E5B61"/>
-          <w:sz w:val="21"/>
-          <w:szCs w:val="21"/>
-        </w:rPr>
-        <w:t xml:space="preserve">PORTA_MQTT    = </w:t>
-      </w:r>
-      <w:r>
-        <w:rPr>
-          <w:rFonts w:ascii="Consolas" w:eastAsia="Consolas" w:hAnsi="Consolas" w:cs="Consolas"/>
-          <w:color w:val="005C5F"/>
-          <w:sz w:val="21"/>
-          <w:szCs w:val="21"/>
-        </w:rPr>
-        <w:t>1883</w:t>
-      </w:r>
-    </w:p>
-    <w:p>
-      <w:pPr>
-        <w:shd w:val="clear" w:color="auto" w:fill="FFFFFF"/>
-        <w:spacing w:after="0"/>
-        <w:jc w:val="left"/>
-        <w:rPr>
-          <w:rFonts w:ascii="Consolas" w:eastAsia="Consolas" w:hAnsi="Consolas" w:cs="Consolas"/>
-          <w:color w:val="4E5B61"/>
-          <w:sz w:val="21"/>
-          <w:szCs w:val="21"/>
-        </w:rPr>
-      </w:pPr>
-    </w:p>
-    <w:p>
-      <w:r>
-        <w:t>Também, edite a nomenclatura dos Tópicos de Publicação e de Inscrição, renomeando os Tópicos de DL e UL de acordo com o programad</w:t>
-      </w:r>
-      <w:r>
-        <w:t xml:space="preserve">o no Gateway </w:t>
+        <w:t xml:space="preserve"> MQTT (com padrão de porta 1883 para serviços gratuitos dos </w:t>
+      </w:r>
+      <w:proofErr w:type="spellStart"/>
+      <w:r>
+        <w:t>Brokers</w:t>
+      </w:r>
+      <w:proofErr w:type="spellEnd"/>
+      <w:r>
+        <w:t xml:space="preserve"> públicos)</w:t>
+      </w:r>
+      <w:r>
+        <w:t>.</w:t>
+      </w:r>
+    </w:p>
+    <w:p>
+      <w:r>
+        <w:t>Devem ser declarados os</w:t>
+      </w:r>
+      <w:r>
+        <w:t xml:space="preserve"> Tópicos de Publicação e de </w:t>
+      </w:r>
+      <w:r>
+        <w:t>Assinatura</w:t>
+      </w:r>
+      <w:r>
+        <w:t>, renomeando os Tópicos de DL e UL</w:t>
+      </w:r>
+      <w:r>
+        <w:t>. Estes Tópicos devem ser</w:t>
+      </w:r>
+      <w:r>
+        <w:t xml:space="preserve"> </w:t>
+      </w:r>
+      <w:r>
+        <w:t>os mesmos</w:t>
+      </w:r>
+      <w:r>
+        <w:t xml:space="preserve"> programado</w:t>
+      </w:r>
+      <w:r>
+        <w:t>s</w:t>
+      </w:r>
+      <w:r>
+        <w:t xml:space="preserve"> no</w:t>
+      </w:r>
+      <w:r>
+        <w:t xml:space="preserve"> firmware do</w:t>
+      </w:r>
+      <w:r>
+        <w:t xml:space="preserve"> Gateway </w:t>
       </w:r>
       <w:proofErr w:type="spellStart"/>
       <w:r>
@@ -4051,247 +3119,143 @@
       </w:r>
       <w:proofErr w:type="spellEnd"/>
       <w:r>
-        <w:t xml:space="preserve">, como o seu RA ou outra nomenclatura, como SOBRENOME de forma a evitar que mais um aluno realize Publicações e Inscrições no mesmo Tópico, o que poderá implicar em </w:t>
+        <w:t xml:space="preserve"> MQTT</w:t>
+      </w:r>
+      <w:proofErr w:type="gramStart"/>
+      <w:r>
+        <w:t xml:space="preserve">. </w:t>
+      </w:r>
+      <w:proofErr w:type="gramEnd"/>
+      <w:r>
+        <w:t>Diferenciá-los através do</w:t>
+      </w:r>
+      <w:r>
+        <w:t xml:space="preserve"> seu RA ou </w:t>
+      </w:r>
+      <w:r>
+        <w:t>data de nascimento por exemplo</w:t>
+      </w:r>
+      <w:r>
+        <w:t xml:space="preserve">, de forma a </w:t>
       </w:r>
       <w:r>
         <w:lastRenderedPageBreak/>
-        <w:t>conflito de medidas, já que ambos estarão utilizando os mesmos Tópicos.</w:t>
-      </w:r>
-    </w:p>
-    <w:p>
-      <w:pPr>
-        <w:shd w:val="clear" w:color="auto" w:fill="FFFFFF"/>
-        <w:spacing w:after="0"/>
-        <w:jc w:val="left"/>
-        <w:rPr>
-          <w:rFonts w:ascii="Consolas" w:eastAsia="Consolas" w:hAnsi="Consolas" w:cs="Consolas"/>
-          <w:color w:val="4E5B61"/>
-          <w:sz w:val="21"/>
-          <w:szCs w:val="21"/>
-        </w:rPr>
-      </w:pPr>
-    </w:p>
-    <w:p>
-      <w:pPr>
-        <w:shd w:val="clear" w:color="auto" w:fill="FFFFFF"/>
-        <w:spacing w:after="0"/>
-        <w:jc w:val="left"/>
-        <w:rPr>
-          <w:rFonts w:ascii="Consolas" w:eastAsia="Consolas" w:hAnsi="Consolas" w:cs="Consolas"/>
-          <w:color w:val="4E5B61"/>
-          <w:sz w:val="21"/>
-          <w:szCs w:val="21"/>
-        </w:rPr>
-      </w:pPr>
-      <w:r>
-        <w:rPr>
-          <w:rFonts w:ascii="Consolas" w:eastAsia="Consolas" w:hAnsi="Consolas" w:cs="Consolas"/>
-          <w:color w:val="4E5B61"/>
-          <w:sz w:val="21"/>
-          <w:szCs w:val="21"/>
-        </w:rPr>
-        <w:t>#</w:t>
-      </w:r>
-      <w:r>
-        <w:rPr>
-          <w:rFonts w:ascii="Consolas" w:eastAsia="Consolas" w:hAnsi="Consolas" w:cs="Consolas"/>
-          <w:color w:val="4E5B61"/>
-          <w:sz w:val="21"/>
-          <w:szCs w:val="21"/>
-        </w:rPr>
-        <w:t xml:space="preserve"> MODIFIQUE O TOPIC_DL E TOPIC_UL de acordo com SEU_NOME</w:t>
-      </w:r>
-    </w:p>
-    <w:p>
-      <w:pPr>
-        <w:shd w:val="clear" w:color="auto" w:fill="FFFFFF"/>
-        <w:spacing w:after="0"/>
-        <w:jc w:val="left"/>
-        <w:rPr>
-          <w:rFonts w:ascii="Consolas" w:eastAsia="Consolas" w:hAnsi="Consolas" w:cs="Consolas"/>
-          <w:color w:val="4E5B61"/>
-          <w:sz w:val="21"/>
-          <w:szCs w:val="21"/>
-        </w:rPr>
-      </w:pPr>
-      <w:r>
-        <w:rPr>
-          <w:rFonts w:ascii="Consolas" w:eastAsia="Consolas" w:hAnsi="Consolas" w:cs="Consolas"/>
-          <w:color w:val="4E5B61"/>
-          <w:sz w:val="21"/>
-          <w:szCs w:val="21"/>
-        </w:rPr>
-        <w:t xml:space="preserve">TOPIC_DL      = </w:t>
-      </w:r>
-      <w:r>
-        <w:rPr>
-          <w:rFonts w:ascii="Consolas" w:eastAsia="Consolas" w:hAnsi="Consolas" w:cs="Consolas"/>
-          <w:color w:val="005C5F"/>
-          <w:sz w:val="21"/>
-          <w:szCs w:val="21"/>
-        </w:rPr>
-        <w:t>"</w:t>
-      </w:r>
-      <w:proofErr w:type="spellStart"/>
-      <w:r>
-        <w:rPr>
-          <w:rFonts w:ascii="Consolas" w:eastAsia="Consolas" w:hAnsi="Consolas" w:cs="Consolas"/>
-          <w:color w:val="005C5F"/>
-          <w:sz w:val="21"/>
-          <w:szCs w:val="21"/>
-        </w:rPr>
-        <w:t>mot_lora_mqtt_SEU_RA</w:t>
-      </w:r>
-      <w:proofErr w:type="spellEnd"/>
-      <w:r>
-        <w:rPr>
-          <w:rFonts w:ascii="Consolas" w:eastAsia="Consolas" w:hAnsi="Consolas" w:cs="Consolas"/>
-          <w:color w:val="005C5F"/>
-          <w:sz w:val="21"/>
-          <w:szCs w:val="21"/>
-        </w:rPr>
-        <w:t>/gateway/</w:t>
-      </w:r>
-      <w:proofErr w:type="spellStart"/>
-      <w:r>
-        <w:rPr>
-          <w:rFonts w:ascii="Consolas" w:eastAsia="Consolas" w:hAnsi="Consolas" w:cs="Consolas"/>
-          <w:color w:val="005C5F"/>
-          <w:sz w:val="21"/>
-          <w:szCs w:val="21"/>
-        </w:rPr>
-        <w:t>downlink</w:t>
-      </w:r>
-      <w:proofErr w:type="spellEnd"/>
-      <w:r>
-        <w:rPr>
-          <w:rFonts w:ascii="Consolas" w:eastAsia="Consolas" w:hAnsi="Consolas" w:cs="Consolas"/>
-          <w:color w:val="005C5F"/>
-          <w:sz w:val="21"/>
-          <w:szCs w:val="21"/>
-        </w:rPr>
-        <w:t>"</w:t>
-      </w:r>
-    </w:p>
-    <w:p>
-      <w:pPr>
-        <w:shd w:val="clear" w:color="auto" w:fill="FFFFFF"/>
-        <w:spacing w:after="0"/>
-        <w:jc w:val="left"/>
-        <w:rPr>
-          <w:rFonts w:ascii="Consolas" w:eastAsia="Consolas" w:hAnsi="Consolas" w:cs="Consolas"/>
-          <w:color w:val="4E5B61"/>
-          <w:sz w:val="21"/>
-          <w:szCs w:val="21"/>
-        </w:rPr>
-      </w:pPr>
-      <w:r>
-        <w:rPr>
-          <w:rFonts w:ascii="Consolas" w:eastAsia="Consolas" w:hAnsi="Consolas" w:cs="Consolas"/>
-          <w:color w:val="4E5B61"/>
-          <w:sz w:val="21"/>
-          <w:szCs w:val="21"/>
-        </w:rPr>
-        <w:t xml:space="preserve">TOPIC_UL      = </w:t>
-      </w:r>
-      <w:r>
-        <w:rPr>
-          <w:rFonts w:ascii="Consolas" w:eastAsia="Consolas" w:hAnsi="Consolas" w:cs="Consolas"/>
-          <w:color w:val="005C5F"/>
-          <w:sz w:val="21"/>
-          <w:szCs w:val="21"/>
-        </w:rPr>
-        <w:t>"</w:t>
-      </w:r>
-      <w:proofErr w:type="spellStart"/>
-      <w:r>
-        <w:rPr>
-          <w:rFonts w:ascii="Consolas" w:eastAsia="Consolas" w:hAnsi="Consolas" w:cs="Consolas"/>
-          <w:color w:val="005C5F"/>
-          <w:sz w:val="21"/>
-          <w:szCs w:val="21"/>
-        </w:rPr>
-        <w:t>mot_lora_mqtt_SEU_RA</w:t>
-      </w:r>
-      <w:proofErr w:type="spellEnd"/>
-      <w:r>
-        <w:rPr>
-          <w:rFonts w:ascii="Consolas" w:eastAsia="Consolas" w:hAnsi="Consolas" w:cs="Consolas"/>
-          <w:color w:val="005C5F"/>
-          <w:sz w:val="21"/>
-          <w:szCs w:val="21"/>
-        </w:rPr>
-        <w:t>/gateway/</w:t>
-      </w:r>
-      <w:proofErr w:type="spellStart"/>
-      <w:r>
-        <w:rPr>
-          <w:rFonts w:ascii="Consolas" w:eastAsia="Consolas" w:hAnsi="Consolas" w:cs="Consolas"/>
-          <w:color w:val="005C5F"/>
-          <w:sz w:val="21"/>
-          <w:szCs w:val="21"/>
-        </w:rPr>
-        <w:t>uplink</w:t>
-      </w:r>
-      <w:proofErr w:type="spellEnd"/>
-      <w:r>
-        <w:rPr>
-          <w:rFonts w:ascii="Consolas" w:eastAsia="Consolas" w:hAnsi="Consolas" w:cs="Consolas"/>
-          <w:color w:val="005C5F"/>
-          <w:sz w:val="21"/>
-          <w:szCs w:val="21"/>
-        </w:rPr>
-        <w:t>"</w:t>
-      </w:r>
-      <w:r>
-        <w:rPr>
-          <w:rFonts w:ascii="Consolas" w:eastAsia="Consolas" w:hAnsi="Consolas" w:cs="Consolas"/>
-          <w:color w:val="4E5B61"/>
-          <w:sz w:val="21"/>
-          <w:szCs w:val="21"/>
-        </w:rPr>
-        <w:t xml:space="preserve"> </w:t>
-      </w:r>
-    </w:p>
-    <w:p/>
+        <w:t xml:space="preserve">evitar que mais um aluno realize Publicações e </w:t>
+      </w:r>
+      <w:r>
+        <w:t>Assinaturas</w:t>
+      </w:r>
+      <w:r>
+        <w:t xml:space="preserve"> no mesmo Tópico, o que poderá implicar em conflito</w:t>
+      </w:r>
+      <w:r>
+        <w:t xml:space="preserve"> nos testes, resultados</w:t>
+      </w:r>
+      <w:r>
+        <w:t xml:space="preserve"> e medidas, </w:t>
+      </w:r>
+      <w:r>
+        <w:t>caso</w:t>
+      </w:r>
+      <w:r>
+        <w:t xml:space="preserve"> ambos est</w:t>
+      </w:r>
+      <w:r>
+        <w:t>ejam</w:t>
+      </w:r>
+      <w:r>
+        <w:t xml:space="preserve"> utilizando os mesmos Tópicos.</w:t>
+      </w:r>
+    </w:p>
+    <w:p>
+      <w:pPr>
+        <w:rPr>
+          <w:sz w:val="22"/>
+        </w:rPr>
+      </w:pPr>
+    </w:p>
     <w:p>
       <w:pPr>
         <w:rPr>
           <w:b/>
           <w:bCs/>
+          <w:sz w:val="22"/>
         </w:rPr>
       </w:pPr>
       <w:r>
         <w:rPr>
           <w:b/>
           <w:bCs/>
-        </w:rPr>
-        <w:t xml:space="preserve">OBS.: Estas configurações devem ser as mesmas do Gateway </w:t>
-      </w:r>
-      <w:proofErr w:type="spellStart"/>
+          <w:sz w:val="22"/>
+        </w:rPr>
+        <w:t xml:space="preserve">OBS.: </w:t>
+      </w:r>
       <w:r>
         <w:rPr>
           <w:b/>
           <w:bCs/>
-        </w:rPr>
-        <w:t>LoRa</w:t>
-      </w:r>
-      <w:proofErr w:type="spellEnd"/>
+          <w:sz w:val="22"/>
+        </w:rPr>
+        <w:t>As</w:t>
+      </w:r>
       <w:r>
         <w:rPr>
           <w:b/>
           <w:bCs/>
-        </w:rPr>
-        <w:t xml:space="preserve"> MQTT</w:t>
-      </w:r>
-    </w:p>
-    <w:p>
-      <w:pPr>
+          <w:sz w:val="22"/>
+        </w:rPr>
+        <w:t xml:space="preserve"> configurações devem ser </w:t>
+      </w:r>
+      <w:r>
         <w:rPr>
           <w:b/>
           <w:bCs/>
-        </w:rPr>
-      </w:pPr>
+          <w:sz w:val="22"/>
+        </w:rPr>
+        <w:t>idênticas</w:t>
+      </w:r>
+      <w:r>
+        <w:rPr>
+          <w:b/>
+          <w:bCs/>
+          <w:sz w:val="22"/>
+        </w:rPr>
+        <w:t xml:space="preserve"> </w:t>
+      </w:r>
+      <w:r>
+        <w:rPr>
+          <w:b/>
+          <w:bCs/>
+          <w:sz w:val="22"/>
+        </w:rPr>
+        <w:t xml:space="preserve">ao </w:t>
+      </w:r>
+      <w:r>
+        <w:rPr>
+          <w:b/>
+          <w:bCs/>
+          <w:sz w:val="22"/>
+        </w:rPr>
+        <w:t xml:space="preserve">Gateway </w:t>
+      </w:r>
+      <w:proofErr w:type="spellStart"/>
+      <w:r>
+        <w:rPr>
+          <w:b/>
+          <w:bCs/>
+          <w:sz w:val="22"/>
+        </w:rPr>
+        <w:t>LoRa</w:t>
+      </w:r>
+      <w:proofErr w:type="spellEnd"/>
+      <w:r>
+        <w:rPr>
+          <w:b/>
+          <w:bCs/>
+          <w:sz w:val="22"/>
+        </w:rPr>
+        <w:t xml:space="preserve"> MQTT</w:t>
+      </w:r>
     </w:p>
     <w:p>
       <w:pPr>
@@ -4351,7 +3315,7 @@
                     <pic:cNvPicPr preferRelativeResize="0"/>
                   </pic:nvPicPr>
                   <pic:blipFill>
-                    <a:blip r:embed="rId16"/>
+                    <a:blip r:embed="rId17"/>
                     <a:srcRect/>
                     <a:stretch>
                       <a:fillRect/>
@@ -4384,26 +3348,56 @@
       </w:r>
       <w:proofErr w:type="spellEnd"/>
       <w:r>
-        <w:t>, transmitidos pelo Framework em direção ao Nó Sensor, são parametrizados e montados pelo Nível 2-3 (Python), que executa as seguintes funções:</w:t>
-      </w:r>
-    </w:p>
-    <w:p>
+        <w:t xml:space="preserve">, transmitidos pelo Framework em direção ao Nó Sensor, são parametrizados e montados pelo Nível 2-3 (Python), </w:t>
+      </w:r>
+      <w:r>
+        <w:t xml:space="preserve">conforme definidos no script do Setup Parâmetros MQTT, </w:t>
+      </w:r>
+      <w:r>
+        <w:t>e executa as seguintes funções:</w:t>
+      </w:r>
+    </w:p>
+    <w:p>
+      <w:r>
+        <w:t xml:space="preserve">- Conecta-se a um </w:t>
+      </w:r>
+      <w:proofErr w:type="spellStart"/>
+      <w:r>
+        <w:t>Broker</w:t>
+      </w:r>
+      <w:proofErr w:type="spellEnd"/>
+      <w:r>
+        <w:t xml:space="preserve"> MQTT via rede Wi-Fi ou Ethernet com acesso à Internet</w:t>
+      </w:r>
+      <w:r>
+        <w:t>, seguindo os Parâmetros MQTT salvos no Nível 4</w:t>
+      </w:r>
+      <w:r>
+        <w:t xml:space="preserve"> e inicia a montagem do Pacote DL</w:t>
+      </w:r>
+      <w:r>
+        <w:t>;</w:t>
+      </w:r>
+    </w:p>
+    <w:p>
+      <w:r>
+        <w:t>- Lê parâmetros do Nível 4 (comando do LED Amarelo ativado/desativado)</w:t>
+      </w:r>
+      <w:r>
+        <w:t xml:space="preserve"> para a camada de Aplicação, contadores de </w:t>
+      </w:r>
       <w:r>
         <w:lastRenderedPageBreak/>
-        <w:t xml:space="preserve">- Conecta-se a um </w:t>
-      </w:r>
-      <w:proofErr w:type="spellStart"/>
-      <w:r>
-        <w:t>Broker</w:t>
-      </w:r>
-      <w:proofErr w:type="spellEnd"/>
-      <w:r>
-        <w:t xml:space="preserve"> MQTT via rede Wi-Fi ou Ethernet com acesso à Internet;</w:t>
-      </w:r>
-    </w:p>
-    <w:p>
-      <w:r>
-        <w:t xml:space="preserve">- Lê parâmetros do Nível 4 (comando do LED Amarelo ativado/desativado), tempo entre pacotes, podendo ser implementado configuração de rádio </w:t>
+        <w:t>Pacotes (Camada de Transporte), Endereçamento dos Elementos (Camada de Rede)</w:t>
+      </w:r>
+      <w:r>
+        <w:t>, tempo entre pacotes</w:t>
+      </w:r>
+      <w:r>
+        <w:t xml:space="preserve"> (Camada MAC)</w:t>
+      </w:r>
+      <w:r>
+        <w:t xml:space="preserve">, podendo ser implementado configuração de rádio </w:t>
       </w:r>
       <w:proofErr w:type="spellStart"/>
       <w:r>
@@ -4411,7 +3405,16 @@
       </w:r>
       <w:proofErr w:type="spellEnd"/>
       <w:r>
-        <w:t xml:space="preserve">, quantidade de medidas, contador de Pacotes DL, e monta o Pacote de </w:t>
+        <w:t xml:space="preserve"> (Camada Física)</w:t>
+      </w:r>
+      <w:r>
+        <w:t xml:space="preserve">, </w:t>
+      </w:r>
+      <w:r>
+        <w:t>e finaliza</w:t>
+      </w:r>
+      <w:r>
+        <w:t xml:space="preserve"> o Pacote de </w:t>
       </w:r>
       <w:proofErr w:type="spellStart"/>
       <w:r>
@@ -4419,7 +3422,13 @@
       </w:r>
       <w:proofErr w:type="spellEnd"/>
       <w:r>
-        <w:t xml:space="preserve"> seguindo o protocolo </w:t>
+        <w:t xml:space="preserve"> </w:t>
+      </w:r>
+      <w:r>
+        <w:t>montando o de acordo com o</w:t>
+      </w:r>
+      <w:r>
+        <w:t xml:space="preserve"> </w:t>
       </w:r>
       <w:proofErr w:type="spellStart"/>
       <w:r>
@@ -4495,7 +3504,7 @@
                     <pic:cNvPicPr preferRelativeResize="0"/>
                   </pic:nvPicPr>
                   <pic:blipFill>
-                    <a:blip r:embed="rId17"/>
+                    <a:blip r:embed="rId18"/>
                     <a:srcRect/>
                     <a:stretch>
                       <a:fillRect/>
@@ -4625,7 +3634,6 @@
       <w:bookmarkStart w:id="4" w:name="_heading=h.ikwvy4ixhmfi" w:colFirst="0" w:colLast="0"/>
       <w:bookmarkEnd w:id="4"/>
       <w:r>
-        <w:lastRenderedPageBreak/>
         <w:t xml:space="preserve">Em seguida, assim como no Framework Básico, o Gateway </w:t>
       </w:r>
       <w:proofErr w:type="spellStart"/>
@@ -4667,6 +3675,7 @@
         <w:rPr>
           <w:noProof/>
         </w:rPr>
+        <w:lastRenderedPageBreak/>
         <w:drawing>
           <wp:inline distT="114300" distB="114300" distL="114300" distR="114300" wp14:anchorId="627D4176" wp14:editId="7A452AF3">
             <wp:extent cx="3393404" cy="3343592"/>
@@ -4681,7 +3690,7 @@
                     <pic:cNvPicPr preferRelativeResize="0"/>
                   </pic:nvPicPr>
                   <pic:blipFill>
-                    <a:blip r:embed="rId18"/>
+                    <a:blip r:embed="rId19"/>
                     <a:srcRect/>
                     <a:stretch>
                       <a:fillRect/>
@@ -4708,7 +3717,13 @@
       <w:bookmarkStart w:id="7" w:name="_heading=h.vm9xul6m3g8d" w:colFirst="0" w:colLast="0"/>
       <w:bookmarkEnd w:id="7"/>
       <w:r>
-        <w:t xml:space="preserve">Assim como no Framework Basic, no Framework MQTT, o Pacote de </w:t>
+        <w:t>Assim como no Framework Basic, no Framework MQTT</w:t>
+      </w:r>
+      <w:r>
+        <w:t xml:space="preserve"> Local</w:t>
+      </w:r>
+      <w:r>
+        <w:t xml:space="preserve">, o Pacote de </w:t>
       </w:r>
       <w:proofErr w:type="spellStart"/>
       <w:r>
@@ -4716,7 +3731,19 @@
       </w:r>
       <w:proofErr w:type="spellEnd"/>
       <w:r>
-        <w:t xml:space="preserve"> o Nó Sensor </w:t>
+        <w:t xml:space="preserve"> </w:t>
+      </w:r>
+      <w:r>
+        <w:t>é recebido pelo</w:t>
+      </w:r>
+      <w:r>
+        <w:t xml:space="preserve"> Nó Sensor</w:t>
+      </w:r>
+      <w:r>
+        <w:t xml:space="preserve"> através da rede</w:t>
+      </w:r>
+      <w:r>
+        <w:t xml:space="preserve"> </w:t>
       </w:r>
       <w:proofErr w:type="spellStart"/>
       <w:r>
@@ -4791,7 +3818,6 @@
       <w:bookmarkStart w:id="12" w:name="_heading=h.yiu2iwi4dw0k" w:colFirst="0" w:colLast="0"/>
       <w:bookmarkEnd w:id="12"/>
       <w:r>
-        <w:lastRenderedPageBreak/>
         <w:t>Na Camada de Transporte realiza a contagem de Pacotes DL;</w:t>
       </w:r>
     </w:p>
@@ -4821,8 +3847,6 @@
           <w:bCs/>
         </w:rPr>
       </w:pPr>
-      <w:bookmarkStart w:id="14" w:name="_GoBack"/>
-      <w:bookmarkEnd w:id="14"/>
     </w:p>
     <w:p>
       <w:pPr>
@@ -4878,7 +3902,7 @@
                     <pic:cNvPicPr preferRelativeResize="0"/>
                   </pic:nvPicPr>
                   <pic:blipFill>
-                    <a:blip r:embed="rId19"/>
+                    <a:blip r:embed="rId20"/>
                     <a:srcRect/>
                     <a:stretch>
                       <a:fillRect/>
@@ -4902,8 +3926,8 @@
       </w:r>
     </w:p>
     <w:p>
-      <w:bookmarkStart w:id="15" w:name="_heading=h.nohac0i7rznf" w:colFirst="0" w:colLast="0"/>
-      <w:bookmarkEnd w:id="15"/>
+      <w:bookmarkStart w:id="14" w:name="_heading=h.nohac0i7rznf" w:colFirst="0" w:colLast="0"/>
+      <w:bookmarkEnd w:id="14"/>
     </w:p>
     <w:p>
       <w:r>
@@ -4967,16 +3991,12 @@
     </w:p>
     <w:p>
       <w:r>
-        <w:lastRenderedPageBreak/>
         <w:t>- Nível de Bateria (caso implementado) - Camada MAC;</w:t>
       </w:r>
     </w:p>
     <w:p>
       <w:r>
-        <w:t>- Valores medidos de RSSI</w:t>
-      </w:r>
-      <w:r>
-        <w:t xml:space="preserve"> e SNR do Pacote DL – Camada Física;</w:t>
+        <w:t>- Valores medidos de RSSI e SNR do Pacote DL – Camada Física;</w:t>
       </w:r>
     </w:p>
     <w:p/>
@@ -5002,7 +4022,7 @@
                     <pic:cNvPicPr preferRelativeResize="0"/>
                   </pic:nvPicPr>
                   <pic:blipFill>
-                    <a:blip r:embed="rId20"/>
+                    <a:blip r:embed="rId21"/>
                     <a:srcRect/>
                     <a:stretch>
                       <a:fillRect/>
@@ -5070,10 +4090,7 @@
     </w:p>
     <w:p>
       <w:r>
-        <w:t xml:space="preserve">- </w:t>
-      </w:r>
-      <w:r>
-        <w:t xml:space="preserve">Faz a recepção via rede </w:t>
+        <w:t xml:space="preserve">- Faz a recepção via rede </w:t>
       </w:r>
       <w:proofErr w:type="spellStart"/>
       <w:r>
@@ -5152,10 +4169,7 @@
     </w:p>
     <w:p>
       <w:r>
-        <w:t>- Recebe ACK (co</w:t>
-      </w:r>
-      <w:r>
-        <w:t xml:space="preserve">nfirmação da publicação) do </w:t>
+        <w:t xml:space="preserve">- Recebe ACK (confirmação da publicação) do </w:t>
       </w:r>
       <w:proofErr w:type="spellStart"/>
       <w:r>
@@ -5195,7 +4209,7 @@
                     <pic:cNvPicPr preferRelativeResize="0"/>
                   </pic:nvPicPr>
                   <pic:blipFill>
-                    <a:blip r:embed="rId21"/>
+                    <a:blip r:embed="rId22"/>
                     <a:srcRect/>
                     <a:stretch>
                       <a:fillRect/>
@@ -5260,10 +4274,7 @@
       </w:r>
       <w:proofErr w:type="spellEnd"/>
       <w:r>
-        <w:t xml:space="preserve"> MQTT neste Tópico aos clientes MQTT inscritos neste</w:t>
-      </w:r>
-      <w:r>
-        <w:t xml:space="preserve"> Tópico.</w:t>
+        <w:t xml:space="preserve"> MQTT neste Tópico aos clientes MQTT inscritos neste Tópico.</w:t>
       </w:r>
     </w:p>
     <w:p>
@@ -5310,10 +4321,7 @@
     </w:p>
     <w:p>
       <w:r>
-        <w:t>À partir deste processo de armazenamento, o Framework segue processando os dados brutos pelo Nível 5, e o Nível 6 rea</w:t>
-      </w:r>
-      <w:r>
-        <w:t xml:space="preserve">liza a exibição dos dados processados pelo </w:t>
+        <w:t xml:space="preserve">À partir deste processo de armazenamento, o Framework segue processando os dados brutos pelo Nível 5, e o Nível 6 realiza a exibição dos dados processados pelo </w:t>
       </w:r>
       <w:proofErr w:type="spellStart"/>
       <w:r>
@@ -5321,7 +4329,19 @@
       </w:r>
       <w:proofErr w:type="spellEnd"/>
       <w:r>
-        <w:t xml:space="preserve"> 5, armazenados também no </w:t>
+        <w:t xml:space="preserve"> 5, armazena</w:t>
+      </w:r>
+      <w:r>
+        <w:t>n</w:t>
+      </w:r>
+      <w:r>
+        <w:t>do</w:t>
+      </w:r>
+      <w:r>
+        <w:t>-o</w:t>
+      </w:r>
+      <w:r>
+        <w:t xml:space="preserve">s também no </w:t>
       </w:r>
       <w:proofErr w:type="spellStart"/>
       <w:r>
@@ -5329,7 +4349,13 @@
       </w:r>
       <w:proofErr w:type="spellEnd"/>
       <w:r>
-        <w:t xml:space="preserve"> 4, exatamente como no Framework Básico.</w:t>
+        <w:t xml:space="preserve"> 4, exatamente como no Framework Básico</w:t>
+      </w:r>
+      <w:r>
+        <w:t xml:space="preserve"> Local</w:t>
+      </w:r>
+      <w:r>
+        <w:t>.</w:t>
       </w:r>
     </w:p>
     <w:p>
@@ -5356,8 +4382,8 @@
         </w:tabs>
         <w:spacing w:before="0"/>
       </w:pPr>
-      <w:bookmarkStart w:id="16" w:name="_heading=h.2q9vz2yfoalc" w:colFirst="0" w:colLast="0"/>
-      <w:bookmarkEnd w:id="16"/>
+      <w:bookmarkStart w:id="15" w:name="_heading=h.2q9vz2yfoalc" w:colFirst="0" w:colLast="0"/>
+      <w:bookmarkEnd w:id="15"/>
       <w:r>
         <w:lastRenderedPageBreak/>
         <w:t xml:space="preserve">Nível 1 – Firmware do Nó Sensor </w:t>
@@ -5416,7 +4442,7 @@
                     <pic:cNvPicPr preferRelativeResize="0"/>
                   </pic:nvPicPr>
                   <pic:blipFill>
-                    <a:blip r:embed="rId22"/>
+                    <a:blip r:embed="rId23"/>
                     <a:srcRect/>
                     <a:stretch>
                       <a:fillRect/>
@@ -5452,8 +4478,8 @@
         </w:tabs>
         <w:spacing w:before="0"/>
       </w:pPr>
-      <w:bookmarkStart w:id="17" w:name="_heading=h.lh4wp6iu5pyo" w:colFirst="0" w:colLast="0"/>
-      <w:bookmarkEnd w:id="17"/>
+      <w:bookmarkStart w:id="16" w:name="_heading=h.lh4wp6iu5pyo" w:colFirst="0" w:colLast="0"/>
+      <w:bookmarkEnd w:id="16"/>
       <w:r>
         <w:t xml:space="preserve">Nível 1 – Firmware do Gateway </w:t>
       </w:r>
@@ -5485,10 +4511,7 @@
       </w:r>
       <w:proofErr w:type="spellEnd"/>
       <w:r>
-        <w:t>, mas deve ser previamente c</w:t>
-      </w:r>
-      <w:r>
-        <w:t>onfigurados os Tópicos de Publicação dos Pacotes de DL e UL, e a conectividade do ESP32 com a Rede Wi-Fi local, conforme descrito abaixo.</w:t>
+        <w:t>, mas deve ser previamente configurados os Tópicos de Publicação dos Pacotes de DL e UL, e a conectividade do ESP32 com a Rede Wi-Fi local, conforme descrito abaixo.</w:t>
       </w:r>
     </w:p>
     <w:p>
@@ -5515,7 +4538,7 @@
                     <pic:cNvPicPr preferRelativeResize="0"/>
                   </pic:nvPicPr>
                   <pic:blipFill>
-                    <a:blip r:embed="rId23"/>
+                    <a:blip r:embed="rId24"/>
                     <a:srcRect/>
                     <a:stretch>
                       <a:fillRect/>
@@ -5548,14 +4571,20 @@
       </w:r>
       <w:proofErr w:type="spellEnd"/>
       <w:r>
-        <w:t xml:space="preserve"> MQTT público utilizado para as publicações é o MOSQUITTO ou o HIVEQM, não utilize ele para dados sensíveis:</w:t>
+        <w:t xml:space="preserve"> MQTT público utilizado para as publicações é o MOSQUITTO ou o HIVEQM, não utilize ele para dados sensíveis</w:t>
+      </w:r>
+      <w:r>
+        <w:t xml:space="preserve"> sem criptografá-los</w:t>
+      </w:r>
+      <w:r>
+        <w:t>:</w:t>
       </w:r>
     </w:p>
     <w:p>
       <w:r>
         <w:t>BROKER        = "</w:t>
       </w:r>
-      <w:hyperlink r:id="rId24">
+      <w:hyperlink r:id="rId25">
         <w:r>
           <w:rPr>
             <w:color w:val="1155CC"/>
@@ -5577,10 +4606,7 @@
     <w:p>
       <w:r>
         <w:lastRenderedPageBreak/>
-        <w:t>Modificar os Tópicos de publicações n</w:t>
-      </w:r>
-      <w:r>
-        <w:t xml:space="preserve">o </w:t>
+        <w:t xml:space="preserve">Modificar os Tópicos de publicações no </w:t>
       </w:r>
       <w:proofErr w:type="spellStart"/>
       <w:r>
@@ -5605,7 +4631,10 @@
       </w:r>
       <w:proofErr w:type="spellStart"/>
       <w:r>
-        <w:t>mot_lora_SEU_RA</w:t>
+        <w:t>mot_mqtt</w:t>
+      </w:r>
+      <w:r>
+        <w:t>_SEU_RA</w:t>
       </w:r>
       <w:proofErr w:type="spellEnd"/>
       <w:r>
@@ -5623,7 +4652,10 @@
       </w:r>
       <w:proofErr w:type="spellStart"/>
       <w:r>
-        <w:t>mot_lora_SEU_RA</w:t>
+        <w:t>mot_mqtt</w:t>
+      </w:r>
+      <w:r>
+        <w:t>_SEU_RA</w:t>
       </w:r>
       <w:proofErr w:type="spellEnd"/>
       <w:r>
@@ -5631,10 +4663,7 @@
       </w:r>
       <w:proofErr w:type="spellStart"/>
       <w:r>
-        <w:t>u</w:t>
-      </w:r>
-      <w:r>
-        <w:t>plink</w:t>
+        <w:t>uplink</w:t>
       </w:r>
       <w:proofErr w:type="spellEnd"/>
     </w:p>
@@ -5658,7 +4687,7 @@
                     <pic:cNvPicPr preferRelativeResize="0"/>
                   </pic:nvPicPr>
                   <pic:blipFill>
-                    <a:blip r:embed="rId25"/>
+                    <a:blip r:embed="rId26"/>
                     <a:srcRect/>
                     <a:stretch>
                       <a:fillRect/>
@@ -5712,10 +4741,7 @@
       </w:r>
       <w:proofErr w:type="gramEnd"/>
       <w:r>
-        <w:t xml:space="preserve"> através de s</w:t>
-      </w:r>
-      <w:r>
-        <w:t xml:space="preserve">ua rede Wi-Fi. Insira a quantidade de redes necessárias para casos de </w:t>
+        <w:t xml:space="preserve"> através de sua rede Wi-Fi. Insira a quantidade de redes necessárias para casos de </w:t>
       </w:r>
       <w:proofErr w:type="spellStart"/>
       <w:r>
@@ -5745,7 +4771,7 @@
                     <pic:cNvPicPr preferRelativeResize="0"/>
                   </pic:nvPicPr>
                   <pic:blipFill>
-                    <a:blip r:embed="rId26"/>
+                    <a:blip r:embed="rId27"/>
                     <a:srcRect/>
                     <a:stretch>
                       <a:fillRect/>
@@ -5802,45 +4828,16 @@
         </w:tabs>
         <w:spacing w:before="0"/>
       </w:pPr>
-      <w:bookmarkStart w:id="18" w:name="_heading=h.opf4xvef3ko8" w:colFirst="0" w:colLast="0"/>
-      <w:bookmarkEnd w:id="18"/>
-      <w:r>
-        <w:t xml:space="preserve">Python Nível 2 e 3 – </w:t>
-      </w:r>
-      <w:proofErr w:type="gramStart"/>
-      <w:r>
-        <w:t>Arquivo .</w:t>
-      </w:r>
-      <w:proofErr w:type="gramEnd"/>
-      <w:r>
-        <w:t>N2_N3_MoT_MQTT.py</w:t>
+      <w:bookmarkStart w:id="17" w:name="_heading=h.opf4xvef3ko8" w:colFirst="0" w:colLast="0"/>
+      <w:bookmarkEnd w:id="17"/>
+      <w:r>
+        <w:t>Setup do Framework do MQTT</w:t>
       </w:r>
     </w:p>
     <w:p/>
     <w:p>
       <w:r>
-        <w:t>Nesta aplicação, de Níveis 2-</w:t>
-      </w:r>
-      <w:proofErr w:type="gramStart"/>
-      <w:r>
-        <w:t>3 ,</w:t>
-      </w:r>
-      <w:proofErr w:type="gramEnd"/>
-      <w:r>
-        <w:t xml:space="preserve"> é realizado os testes </w:t>
-      </w:r>
-      <w:proofErr w:type="spellStart"/>
-      <w:r>
-        <w:t>LoRa</w:t>
-      </w:r>
-      <w:proofErr w:type="spellEnd"/>
-      <w:r>
-        <w:t>.</w:t>
-      </w:r>
-    </w:p>
-    <w:p>
-      <w:r>
-        <w:t xml:space="preserve">Aqui, cada aluno deve modificar a nomenclatura dos Tópicos DL e UL a serem publicados e lidos no </w:t>
+        <w:t xml:space="preserve">A janela abaixo irá executar, indicando os campos de configuração para a conexão ao </w:t>
       </w:r>
       <w:proofErr w:type="spellStart"/>
       <w:r>
@@ -5848,137 +4845,35 @@
       </w:r>
       <w:proofErr w:type="spellEnd"/>
       <w:r>
-        <w:t xml:space="preserve"> MQTT.</w:t>
+        <w:t xml:space="preserve"> MQTT escolhido.</w:t>
       </w:r>
     </w:p>
     <w:p/>
     <w:p>
-      <w:r>
-        <w:t xml:space="preserve">O </w:t>
-      </w:r>
-      <w:proofErr w:type="spellStart"/>
-      <w:r>
-        <w:t>Broker</w:t>
-      </w:r>
-      <w:proofErr w:type="spellEnd"/>
-      <w:r>
-        <w:t xml:space="preserve"> MQTT público utilizado para as publicações é o MOSQUITTO ou HIVEQM:</w:t>
-      </w:r>
-    </w:p>
-    <w:p/>
-    <w:p>
-      <w:r>
-        <w:t>BROKER        = "broker.hivemq.com"</w:t>
-      </w:r>
-    </w:p>
-    <w:p>
-      <w:r>
-        <w:t>PORTA_MQTT    = 1883</w:t>
-      </w:r>
-    </w:p>
-    <w:p/>
-    <w:p>
-      <w:r>
-        <w:t xml:space="preserve">Modificar/Alterar os Tópicos de publicações no </w:t>
-      </w:r>
-      <w:proofErr w:type="spellStart"/>
-      <w:r>
-        <w:t>Broker</w:t>
-      </w:r>
-      <w:proofErr w:type="spellEnd"/>
-      <w:r>
-        <w:t xml:space="preserve"> MQTT de DL e UL, alterando (SEU_NOME) com o seu nome ou sobrenome,</w:t>
-      </w:r>
-      <w:r>
-        <w:t xml:space="preserve"> de forma a diferenciar as publicações de mesmo Framework de cada aluno no </w:t>
-      </w:r>
-      <w:proofErr w:type="spellStart"/>
-      <w:r>
-        <w:t>Broker</w:t>
-      </w:r>
-      <w:proofErr w:type="spellEnd"/>
-      <w:r>
-        <w:t xml:space="preserve"> MQTT.</w:t>
-      </w:r>
-    </w:p>
-    <w:p/>
-    <w:p>
-      <w:r>
-        <w:t>TOPIC_DL      = "</w:t>
-      </w:r>
-      <w:proofErr w:type="spellStart"/>
-      <w:r>
-        <w:t>mot_lora_SEU_RA</w:t>
-      </w:r>
-      <w:proofErr w:type="spellEnd"/>
-      <w:r>
-        <w:t>/gateway/</w:t>
-      </w:r>
-      <w:proofErr w:type="spellStart"/>
-      <w:r>
-        <w:t>downlink</w:t>
-      </w:r>
-      <w:proofErr w:type="spellEnd"/>
-    </w:p>
-    <w:p>
-      <w:r>
-        <w:t>TOPIC_UL      = "</w:t>
-      </w:r>
-      <w:proofErr w:type="spellStart"/>
-      <w:r>
-        <w:t>mot_lora_SEU_RA</w:t>
-      </w:r>
-      <w:proofErr w:type="spellEnd"/>
-      <w:r>
-        <w:t>/gateway/</w:t>
-      </w:r>
-      <w:proofErr w:type="spellStart"/>
-      <w:r>
-        <w:t>uplink</w:t>
-      </w:r>
-      <w:proofErr w:type="spellEnd"/>
-    </w:p>
-    <w:p>
-      <w:proofErr w:type="spellStart"/>
-      <w:proofErr w:type="gramStart"/>
-      <w:r>
-        <w:rPr>
-          <w:b/>
-          <w:bCs/>
-        </w:rPr>
-        <w:t>obs</w:t>
-      </w:r>
-      <w:proofErr w:type="spellEnd"/>
-      <w:proofErr w:type="gramEnd"/>
-      <w:r>
-        <w:t>: Os tópicos devem ter os mesmos nomes que estão configurados no G</w:t>
-      </w:r>
-      <w:r>
-        <w:t>ateway.</w:t>
-      </w:r>
-    </w:p>
-    <w:p>
+      <w:pPr>
+        <w:jc w:val="center"/>
+      </w:pPr>
       <w:r>
         <w:rPr>
           <w:noProof/>
         </w:rPr>
-        <w:lastRenderedPageBreak/>
         <w:drawing>
-          <wp:inline distT="0" distB="0" distL="0" distR="0">
-            <wp:extent cx="5408930" cy="921385"/>
+          <wp:inline distT="0" distB="0" distL="0" distR="0" wp14:anchorId="1A6F0C94" wp14:editId="31424795">
+            <wp:extent cx="4057650" cy="4478568"/>
             <wp:effectExtent l="0" t="0" r="0" b="0"/>
-            <wp:docPr id="23" name="image19.png"/>
-            <wp:cNvGraphicFramePr/>
+            <wp:docPr id="36" name="Imagem 36"/>
+            <wp:cNvGraphicFramePr>
+              <a:graphicFrameLocks xmlns:a="http://schemas.openxmlformats.org/drawingml/2006/main" noChangeAspect="1"/>
+            </wp:cNvGraphicFramePr>
             <a:graphic xmlns:a="http://schemas.openxmlformats.org/drawingml/2006/main">
               <a:graphicData uri="http://schemas.openxmlformats.org/drawingml/2006/picture">
                 <pic:pic xmlns:pic="http://schemas.openxmlformats.org/drawingml/2006/picture">
                   <pic:nvPicPr>
-                    <pic:cNvPr id="0" name="image19.png"/>
-                    <pic:cNvPicPr preferRelativeResize="0"/>
+                    <pic:cNvPr id="1" name=""/>
+                    <pic:cNvPicPr/>
                   </pic:nvPicPr>
                   <pic:blipFill>
-                    <a:blip r:embed="rId27"/>
-                    <a:srcRect/>
+                    <a:blip r:embed="rId28"/>
                     <a:stretch>
                       <a:fillRect/>
                     </a:stretch>
@@ -5986,12 +4881,11 @@
                   <pic:spPr>
                     <a:xfrm>
                       <a:off x="0" y="0"/>
-                      <a:ext cx="5408930" cy="921385"/>
+                      <a:ext cx="4061616" cy="4482946"/>
                     </a:xfrm>
                     <a:prstGeom prst="rect">
                       <a:avLst/>
                     </a:prstGeom>
-                    <a:ln/>
                   </pic:spPr>
                 </pic:pic>
               </a:graphicData>
@@ -6000,65 +4894,99 @@
         </w:drawing>
       </w:r>
     </w:p>
+    <w:p>
+      <w:pPr>
+        <w:pStyle w:val="PargrafodaLista"/>
+        <w:ind w:left="705"/>
+      </w:pPr>
+    </w:p>
+    <w:p>
+      <w:r>
+        <w:t xml:space="preserve">A tela de Setup do Framework </w:t>
+      </w:r>
+      <w:proofErr w:type="spellStart"/>
+      <w:r>
+        <w:t>LoRa</w:t>
+      </w:r>
+      <w:proofErr w:type="spellEnd"/>
+      <w:r>
+        <w:t xml:space="preserve"> MQTT, deve ser inseridas as configurações de conectividade com o </w:t>
+      </w:r>
+      <w:proofErr w:type="spellStart"/>
+      <w:r>
+        <w:t>Broker</w:t>
+      </w:r>
+      <w:proofErr w:type="spellEnd"/>
+      <w:r>
+        <w:t xml:space="preserve"> MQTT, </w:t>
+      </w:r>
+      <w:r>
+        <w:rPr>
+          <w:b/>
+          <w:highlight w:val="yellow"/>
+        </w:rPr>
+        <w:t xml:space="preserve">e estas devem ser idênticas ao programado no Firmware do Gateway </w:t>
+      </w:r>
+      <w:proofErr w:type="spellStart"/>
+      <w:r>
+        <w:rPr>
+          <w:b/>
+          <w:highlight w:val="yellow"/>
+        </w:rPr>
+        <w:t>LoRa</w:t>
+      </w:r>
+      <w:proofErr w:type="spellEnd"/>
+      <w:r>
+        <w:rPr>
+          <w:b/>
+          <w:highlight w:val="yellow"/>
+        </w:rPr>
+        <w:t xml:space="preserve"> MQTT</w:t>
+      </w:r>
+      <w:r>
+        <w:t>:</w:t>
+      </w:r>
+    </w:p>
     <w:p/>
     <w:p>
       <w:r>
-        <w:t xml:space="preserve">Caso alterada as configurações de rádio </w:t>
-      </w:r>
-      <w:proofErr w:type="spellStart"/>
-      <w:r>
-        <w:t>LoRa</w:t>
-      </w:r>
-      <w:proofErr w:type="spellEnd"/>
-      <w:r>
-        <w:t xml:space="preserve"> nos Firmwares dos Dispositivos de rede </w:t>
-      </w:r>
-      <w:proofErr w:type="spellStart"/>
-      <w:r>
-        <w:t>LoRa</w:t>
-      </w:r>
-      <w:proofErr w:type="spellEnd"/>
-      <w:r>
-        <w:t xml:space="preserve"> - Nó Sensor e Gateway, alterar o valor da variável </w:t>
-      </w:r>
-      <w:proofErr w:type="spellStart"/>
-      <w:r>
-        <w:t>Tempo_entre_pacotes</w:t>
-      </w:r>
-      <w:proofErr w:type="spellEnd"/>
-      <w:r>
-        <w:t xml:space="preserve">, conforme o tempo de rádio </w:t>
-      </w:r>
-      <w:proofErr w:type="spellStart"/>
-      <w:r>
-        <w:t>LoRa</w:t>
-      </w:r>
-      <w:proofErr w:type="spellEnd"/>
-      <w:r>
-        <w:t xml:space="preserve"> no ar da rede.</w:t>
-      </w:r>
-    </w:p>
-    <w:p>
+        <w:lastRenderedPageBreak/>
+        <w:t xml:space="preserve">- Primeiramente selecione a URL do </w:t>
+      </w:r>
+      <w:proofErr w:type="spellStart"/>
+      <w:r>
+        <w:t>Broker</w:t>
+      </w:r>
+      <w:proofErr w:type="spellEnd"/>
+      <w:r>
+        <w:t xml:space="preserve"> escolhido</w:t>
+      </w:r>
+    </w:p>
+    <w:p>
+      <w:pPr>
+        <w:jc w:val="center"/>
+      </w:pPr>
       <w:r>
         <w:rPr>
           <w:noProof/>
         </w:rPr>
         <w:drawing>
-          <wp:inline distT="0" distB="0" distL="0" distR="0">
-            <wp:extent cx="4896533" cy="885949"/>
+          <wp:inline distT="0" distB="0" distL="0" distR="0" wp14:anchorId="56C0F359" wp14:editId="43447D77">
+            <wp:extent cx="4572638" cy="1657581"/>
             <wp:effectExtent l="0" t="0" r="0" b="0"/>
-            <wp:docPr id="24" name="image21.png"/>
-            <wp:cNvGraphicFramePr/>
+            <wp:docPr id="42" name="Imagem 42"/>
+            <wp:cNvGraphicFramePr>
+              <a:graphicFrameLocks xmlns:a="http://schemas.openxmlformats.org/drawingml/2006/main" noChangeAspect="1"/>
+            </wp:cNvGraphicFramePr>
             <a:graphic xmlns:a="http://schemas.openxmlformats.org/drawingml/2006/main">
               <a:graphicData uri="http://schemas.openxmlformats.org/drawingml/2006/picture">
                 <pic:pic xmlns:pic="http://schemas.openxmlformats.org/drawingml/2006/picture">
                   <pic:nvPicPr>
-                    <pic:cNvPr id="0" name="image21.png"/>
-                    <pic:cNvPicPr preferRelativeResize="0"/>
+                    <pic:cNvPr id="1" name=""/>
+                    <pic:cNvPicPr/>
                   </pic:nvPicPr>
                   <pic:blipFill>
-                    <a:blip r:embed="rId28"/>
-                    <a:srcRect/>
+                    <a:blip r:embed="rId29"/>
                     <a:stretch>
                       <a:fillRect/>
                     </a:stretch>
@@ -6066,12 +4994,11 @@
                   <pic:spPr>
                     <a:xfrm>
                       <a:off x="0" y="0"/>
-                      <a:ext cx="4896533" cy="885949"/>
+                      <a:ext cx="4572638" cy="1657581"/>
                     </a:xfrm>
                     <a:prstGeom prst="rect">
                       <a:avLst/>
                     </a:prstGeom>
-                    <a:ln/>
                   </pic:spPr>
                 </pic:pic>
               </a:graphicData>
@@ -6080,21 +5007,14 @@
         </w:drawing>
       </w:r>
     </w:p>
-    <w:p/>
-    <w:p>
-      <w:r>
-        <w:t>Ao executar o Python (</w:t>
-      </w:r>
-      <w:proofErr w:type="spellStart"/>
-      <w:r>
-        <w:t>Run</w:t>
-      </w:r>
-      <w:proofErr w:type="spellEnd"/>
-      <w:r>
-        <w:t xml:space="preserve"> =&gt; F5), a</w:t>
-      </w:r>
-      <w:r>
-        <w:t xml:space="preserve"> aplicação irá se conectar ao </w:t>
+    <w:p>
+      <w:pPr>
+        <w:jc w:val="center"/>
+      </w:pPr>
+    </w:p>
+    <w:p>
+      <w:r>
+        <w:t xml:space="preserve">- Em seguida, insira a porta de conexão com o </w:t>
       </w:r>
       <w:proofErr w:type="spellStart"/>
       <w:r>
@@ -6102,43 +5022,34 @@
       </w:r>
       <w:proofErr w:type="spellEnd"/>
       <w:r>
-        <w:t xml:space="preserve"> público MQTT HIVEQM através da porta 1883, e se inscrever nos tópicos.</w:t>
-      </w:r>
-    </w:p>
-    <w:p>
-      <w:r>
-        <w:t xml:space="preserve">O usuário deverá inserir o número de medidas para a realização dos testes </w:t>
-      </w:r>
-      <w:proofErr w:type="spellStart"/>
-      <w:r>
-        <w:t>LoRa</w:t>
-      </w:r>
-      <w:proofErr w:type="spellEnd"/>
-      <w:r>
-        <w:t>, ou “0” para encerrar a aplicação.</w:t>
-      </w:r>
-    </w:p>
-    <w:p>
+        <w:t xml:space="preserve"> (1883 padrão público):</w:t>
+      </w:r>
+    </w:p>
+    <w:p>
+      <w:pPr>
+        <w:jc w:val="center"/>
+      </w:pPr>
       <w:r>
         <w:rPr>
           <w:noProof/>
         </w:rPr>
         <w:drawing>
-          <wp:inline distT="0" distB="0" distL="0" distR="0">
-            <wp:extent cx="5408930" cy="1363980"/>
+          <wp:inline distT="0" distB="0" distL="0" distR="0" wp14:anchorId="358E19CB" wp14:editId="2780593D">
+            <wp:extent cx="3067478" cy="762106"/>
             <wp:effectExtent l="0" t="0" r="0" b="0"/>
-            <wp:docPr id="25" name="image23.png"/>
-            <wp:cNvGraphicFramePr/>
+            <wp:docPr id="43" name="Imagem 43"/>
+            <wp:cNvGraphicFramePr>
+              <a:graphicFrameLocks xmlns:a="http://schemas.openxmlformats.org/drawingml/2006/main" noChangeAspect="1"/>
+            </wp:cNvGraphicFramePr>
             <a:graphic xmlns:a="http://schemas.openxmlformats.org/drawingml/2006/main">
               <a:graphicData uri="http://schemas.openxmlformats.org/drawingml/2006/picture">
                 <pic:pic xmlns:pic="http://schemas.openxmlformats.org/drawingml/2006/picture">
                   <pic:nvPicPr>
-                    <pic:cNvPr id="0" name="image23.png"/>
-                    <pic:cNvPicPr preferRelativeResize="0"/>
+                    <pic:cNvPr id="1" name=""/>
+                    <pic:cNvPicPr/>
                   </pic:nvPicPr>
                   <pic:blipFill>
-                    <a:blip r:embed="rId29"/>
-                    <a:srcRect/>
+                    <a:blip r:embed="rId30"/>
                     <a:stretch>
                       <a:fillRect/>
                     </a:stretch>
@@ -6146,12 +5057,11 @@
                   <pic:spPr>
                     <a:xfrm>
                       <a:off x="0" y="0"/>
-                      <a:ext cx="5408930" cy="1363980"/>
+                      <a:ext cx="3067478" cy="762106"/>
                     </a:xfrm>
                     <a:prstGeom prst="rect">
                       <a:avLst/>
                     </a:prstGeom>
-                    <a:ln/>
                   </pic:spPr>
                 </pic:pic>
               </a:graphicData>
@@ -6160,29 +5070,44 @@
         </w:drawing>
       </w:r>
     </w:p>
-    <w:p/>
-    <w:p>
-      <w:r>
-        <w:t>Após inserido o número de medid</w:t>
-      </w:r>
-      <w:r>
-        <w:t xml:space="preserve">as do teste </w:t>
-      </w:r>
-      <w:proofErr w:type="spellStart"/>
-      <w:r>
-        <w:t>LoRa</w:t>
-      </w:r>
-      <w:proofErr w:type="spellEnd"/>
-      <w:r>
-        <w:t xml:space="preserve">, a aplicação N2_N3 realiza a publicação dos Pacotes de </w:t>
-      </w:r>
-      <w:proofErr w:type="spellStart"/>
-      <w:r>
-        <w:t>Downlink</w:t>
-      </w:r>
-      <w:proofErr w:type="spellEnd"/>
-      <w:r>
-        <w:t xml:space="preserve"> no </w:t>
+    <w:p>
+      <w:pPr>
+        <w:jc w:val="center"/>
+      </w:pPr>
+    </w:p>
+    <w:p>
+      <w:pPr>
+        <w:shd w:val="clear" w:color="auto" w:fill="FFFFFF"/>
+        <w:spacing w:after="0" w:line="285" w:lineRule="atLeast"/>
+      </w:pPr>
+      <w:r>
+        <w:t xml:space="preserve">- Os Tópicos </w:t>
+      </w:r>
+      <w:r>
+        <w:t xml:space="preserve">de Publicação e Assinatura dos Pacotes DL e UL devem ser modificados de forma a distinguir as medidas de cada pesquisador, com o número do RA, data de nascimento, </w:t>
+      </w:r>
+      <w:proofErr w:type="spellStart"/>
+      <w:r>
+        <w:t>etc</w:t>
+      </w:r>
+      <w:proofErr w:type="spellEnd"/>
+      <w:r>
+        <w:t>, pois caso forem os mesmos de outro teste já em execução, haverá conflito entre os testes, pois o Framework estará publicando e assinando pacotes de outro teste em execução.</w:t>
+      </w:r>
+    </w:p>
+    <w:p>
+      <w:pPr>
+        <w:shd w:val="clear" w:color="auto" w:fill="FFFFFF"/>
+        <w:spacing w:after="0" w:line="285" w:lineRule="atLeast"/>
+      </w:pPr>
+    </w:p>
+    <w:p>
+      <w:pPr>
+        <w:shd w:val="clear" w:color="auto" w:fill="FFFFFF"/>
+        <w:spacing w:after="0" w:line="285" w:lineRule="atLeast"/>
+      </w:pPr>
+      <w:r>
+        <w:t xml:space="preserve">- Você pode desabilitar o QoS1 caso deseje, porém não haverá confirmação do </w:t>
       </w:r>
       <w:proofErr w:type="spellStart"/>
       <w:r>
@@ -6190,66 +5115,57 @@
       </w:r>
       <w:proofErr w:type="spellEnd"/>
       <w:r>
-        <w:t xml:space="preserve"> MQTT, e </w:t>
-      </w:r>
-      <w:r>
-        <w:lastRenderedPageBreak/>
-        <w:t xml:space="preserve">aguarda em seguida, uma publicação do Gateway </w:t>
-      </w:r>
-      <w:proofErr w:type="spellStart"/>
-      <w:r>
-        <w:t>Lora</w:t>
-      </w:r>
-      <w:proofErr w:type="spellEnd"/>
-      <w:r>
-        <w:t xml:space="preserve"> no </w:t>
-      </w:r>
-      <w:proofErr w:type="spellStart"/>
-      <w:r>
-        <w:t>Broker</w:t>
-      </w:r>
-      <w:proofErr w:type="spellEnd"/>
-      <w:r>
-        <w:t xml:space="preserve"> MQTT do Pacote de </w:t>
-      </w:r>
-      <w:proofErr w:type="spellStart"/>
-      <w:r>
-        <w:t>Uplink</w:t>
-      </w:r>
-      <w:proofErr w:type="spellEnd"/>
-      <w:r>
-        <w:t xml:space="preserve">, gerado pelo Nó Sensor </w:t>
-      </w:r>
-      <w:proofErr w:type="spellStart"/>
-      <w:r>
-        <w:t>LoRa</w:t>
-      </w:r>
-      <w:proofErr w:type="spellEnd"/>
-      <w:r>
-        <w:t>.</w:t>
-      </w:r>
-    </w:p>
-    <w:p>
+        <w:t xml:space="preserve"> da publicação realizada.</w:t>
+      </w:r>
+    </w:p>
+    <w:p>
+      <w:pPr>
+        <w:shd w:val="clear" w:color="auto" w:fill="FFFFFF"/>
+        <w:spacing w:after="0" w:line="285" w:lineRule="atLeast"/>
+      </w:pPr>
+    </w:p>
+    <w:p>
+      <w:pPr>
+        <w:pStyle w:val="PargrafodaLista"/>
+        <w:shd w:val="clear" w:color="auto" w:fill="FFFFFF"/>
+        <w:spacing w:after="0" w:line="285" w:lineRule="atLeast"/>
+        <w:ind w:left="705"/>
+        <w:jc w:val="left"/>
+      </w:pPr>
+    </w:p>
+    <w:p>
+      <w:pPr>
+        <w:shd w:val="clear" w:color="auto" w:fill="FFFFFF"/>
+        <w:spacing w:after="0" w:line="285" w:lineRule="atLeast"/>
+        <w:jc w:val="center"/>
+        <w:rPr>
+          <w:rFonts w:ascii="Consolas" w:eastAsia="Times New Roman" w:hAnsi="Consolas" w:cs="Times New Roman"/>
+          <w:color w:val="4E5B61"/>
+          <w:sz w:val="21"/>
+          <w:szCs w:val="21"/>
+        </w:rPr>
+      </w:pPr>
       <w:r>
         <w:rPr>
           <w:noProof/>
         </w:rPr>
         <w:drawing>
-          <wp:inline distT="0" distB="0" distL="0" distR="0">
-            <wp:extent cx="5408930" cy="3260725"/>
+          <wp:inline distT="0" distB="0" distL="0" distR="0" wp14:anchorId="01EC407F" wp14:editId="5F72F89D">
+            <wp:extent cx="2972215" cy="762106"/>
             <wp:effectExtent l="0" t="0" r="0" b="0"/>
-            <wp:docPr id="26" name="image15.png"/>
-            <wp:cNvGraphicFramePr/>
+            <wp:docPr id="44" name="Imagem 44"/>
+            <wp:cNvGraphicFramePr>
+              <a:graphicFrameLocks xmlns:a="http://schemas.openxmlformats.org/drawingml/2006/main" noChangeAspect="1"/>
+            </wp:cNvGraphicFramePr>
             <a:graphic xmlns:a="http://schemas.openxmlformats.org/drawingml/2006/main">
               <a:graphicData uri="http://schemas.openxmlformats.org/drawingml/2006/picture">
                 <pic:pic xmlns:pic="http://schemas.openxmlformats.org/drawingml/2006/picture">
                   <pic:nvPicPr>
-                    <pic:cNvPr id="0" name="image15.png"/>
-                    <pic:cNvPicPr preferRelativeResize="0"/>
+                    <pic:cNvPr id="1" name=""/>
+                    <pic:cNvPicPr/>
                   </pic:nvPicPr>
                   <pic:blipFill>
-                    <a:blip r:embed="rId30"/>
-                    <a:srcRect/>
+                    <a:blip r:embed="rId31"/>
                     <a:stretch>
                       <a:fillRect/>
                     </a:stretch>
@@ -6257,12 +5173,11 @@
                   <pic:spPr>
                     <a:xfrm>
                       <a:off x="0" y="0"/>
-                      <a:ext cx="5408930" cy="3260725"/>
+                      <a:ext cx="2972215" cy="762106"/>
                     </a:xfrm>
                     <a:prstGeom prst="rect">
                       <a:avLst/>
                     </a:prstGeom>
-                    <a:ln/>
                   </pic:spPr>
                 </pic:pic>
               </a:graphicData>
@@ -6272,81 +5187,6 @@
       </w:r>
     </w:p>
     <w:p/>
-    <w:p>
-      <w:r>
-        <w:t>Um “timeout=</w:t>
-      </w:r>
-      <w:proofErr w:type="spellStart"/>
-      <w:r>
-        <w:t>Tempo_entre_pacotes</w:t>
-      </w:r>
-      <w:proofErr w:type="spellEnd"/>
-      <w:r>
-        <w:t>” monito</w:t>
-      </w:r>
-      <w:r>
-        <w:t xml:space="preserve">ra o intervalo de tempo entre as publicações dos pacotes de </w:t>
-      </w:r>
-      <w:proofErr w:type="spellStart"/>
-      <w:r>
-        <w:t>Downlink</w:t>
-      </w:r>
-      <w:proofErr w:type="spellEnd"/>
-      <w:r>
-        <w:t xml:space="preserve"> e </w:t>
-      </w:r>
-      <w:proofErr w:type="spellStart"/>
-      <w:r>
-        <w:t>Uplink</w:t>
-      </w:r>
-      <w:proofErr w:type="spellEnd"/>
-      <w:r>
-        <w:t>, e caso uma nova publicação não ocorra neste intervalo de tempo, é contabilizado como um Pacote Perdido – Pacote UL não recebido.</w:t>
-      </w:r>
-    </w:p>
-    <w:p/>
-    <w:p>
-      <w:r>
-        <w:rPr>
-          <w:noProof/>
-        </w:rPr>
-        <w:drawing>
-          <wp:inline distT="0" distB="0" distL="0" distR="0">
-            <wp:extent cx="5408930" cy="1203325"/>
-            <wp:effectExtent l="0" t="0" r="0" b="0"/>
-            <wp:docPr id="27" name="image17.png"/>
-            <wp:cNvGraphicFramePr/>
-            <a:graphic xmlns:a="http://schemas.openxmlformats.org/drawingml/2006/main">
-              <a:graphicData uri="http://schemas.openxmlformats.org/drawingml/2006/picture">
-                <pic:pic xmlns:pic="http://schemas.openxmlformats.org/drawingml/2006/picture">
-                  <pic:nvPicPr>
-                    <pic:cNvPr id="0" name="image17.png"/>
-                    <pic:cNvPicPr preferRelativeResize="0"/>
-                  </pic:nvPicPr>
-                  <pic:blipFill>
-                    <a:blip r:embed="rId31"/>
-                    <a:srcRect/>
-                    <a:stretch>
-                      <a:fillRect/>
-                    </a:stretch>
-                  </pic:blipFill>
-                  <pic:spPr>
-                    <a:xfrm>
-                      <a:off x="0" y="0"/>
-                      <a:ext cx="5408930" cy="1203325"/>
-                    </a:xfrm>
-                    <a:prstGeom prst="rect">
-                      <a:avLst/>
-                    </a:prstGeom>
-                    <a:ln/>
-                  </pic:spPr>
-                </pic:pic>
-              </a:graphicData>
-            </a:graphic>
-          </wp:inline>
-        </w:drawing>
-      </w:r>
-    </w:p>
     <w:p/>
     <w:p/>
     <w:p>
@@ -6361,48 +5201,132 @@
         </w:tabs>
         <w:spacing w:before="0"/>
       </w:pPr>
-      <w:bookmarkStart w:id="19" w:name="_heading=h.p5fqx8tpfhla" w:colFirst="0" w:colLast="0"/>
-      <w:bookmarkEnd w:id="19"/>
       <w:r>
         <w:lastRenderedPageBreak/>
-        <w:t>Python Nível 4 – Armazenamento em arquivos TXT</w:t>
+        <w:t xml:space="preserve">Python Nível 2 e 3 – Arquivo </w:t>
+      </w:r>
+      <w:r>
+        <w:t>N2_MoT_Local_N3_Borda_MQTT.py</w:t>
       </w:r>
     </w:p>
     <w:p/>
     <w:p>
       <w:r>
-        <w:t>Arquivos de LOG, igualmente ao Framework Basic são gerados conforme a execução de cada teste, para armazenamento das medidas dos dados brutos do Nó Sensor (Luminosidade) e de gerência, para processamento e le</w:t>
-      </w:r>
-      <w:r>
-        <w:t>itura nos Níveis superiores, em formato TXT.</w:t>
-      </w:r>
-    </w:p>
-    <w:p>
-      <w:r>
-        <w:t>Estrutura de arquivos do Nível 4:</w:t>
-      </w:r>
-    </w:p>
-    <w:p>
-      <w:r>
-        <w:rPr>
-          <w:noProof/>
-        </w:rPr>
+        <w:t>Ne</w:t>
+      </w:r>
+      <w:r>
+        <w:t>sta aplicação, de Níveis 2</w:t>
+      </w:r>
+      <w:r>
+        <w:t>-3</w:t>
+      </w:r>
+      <w:r>
+        <w:t xml:space="preserve">, trata-se da Borda MQTT, que </w:t>
+      </w:r>
+      <w:r>
+        <w:t xml:space="preserve">lê o arquivo de parâmetros MQTT e das medidas, </w:t>
+      </w:r>
+      <w:r>
+        <w:t xml:space="preserve">se conecta a um </w:t>
+      </w:r>
+      <w:proofErr w:type="spellStart"/>
+      <w:r>
+        <w:t>Broker</w:t>
+      </w:r>
+      <w:proofErr w:type="spellEnd"/>
+      <w:r>
+        <w:t xml:space="preserve"> MQTT, se inscreve (assina)</w:t>
+      </w:r>
+      <w:r>
+        <w:t xml:space="preserve"> o</w:t>
+      </w:r>
+      <w:r>
+        <w:t xml:space="preserve"> T</w:t>
+      </w:r>
+      <w:r>
+        <w:t>ópico</w:t>
+      </w:r>
+      <w:r>
+        <w:t xml:space="preserve"> de Pac</w:t>
+      </w:r>
+      <w:r>
+        <w:t xml:space="preserve">ote </w:t>
+      </w:r>
+      <w:proofErr w:type="gramStart"/>
+      <w:r>
+        <w:t>UL ,</w:t>
+      </w:r>
+      <w:proofErr w:type="gramEnd"/>
+      <w:r>
+        <w:t xml:space="preserve"> </w:t>
+      </w:r>
+      <w:r>
+        <w:t xml:space="preserve">aguardando o comando de iniciar os testes de medidas de forma a </w:t>
+      </w:r>
+      <w:r>
+        <w:t>monta</w:t>
+      </w:r>
+      <w:r>
+        <w:t>r</w:t>
+      </w:r>
+      <w:r>
+        <w:t xml:space="preserve"> os Pacotes de </w:t>
+      </w:r>
+      <w:proofErr w:type="spellStart"/>
+      <w:r>
+        <w:t>Downlink</w:t>
+      </w:r>
+      <w:proofErr w:type="spellEnd"/>
+      <w:r>
+        <w:t xml:space="preserve"> e publicá-los no MQTT</w:t>
+      </w:r>
+      <w:r>
+        <w:t xml:space="preserve">, </w:t>
+      </w:r>
+      <w:r>
+        <w:t xml:space="preserve">e aguardar uma nova publicação dos Pacotes de </w:t>
+      </w:r>
+      <w:proofErr w:type="spellStart"/>
+      <w:r>
+        <w:t>Uplink</w:t>
+      </w:r>
+      <w:proofErr w:type="spellEnd"/>
+      <w:r>
+        <w:t xml:space="preserve"> oriundos da rede </w:t>
+      </w:r>
+      <w:proofErr w:type="spellStart"/>
+      <w:r>
+        <w:t>LoRa</w:t>
+      </w:r>
+      <w:proofErr w:type="spellEnd"/>
+      <w:r>
+        <w:t>.</w:t>
+      </w:r>
+    </w:p>
+    <w:p>
+      <w:r>
+        <w:t>Após cada ciclo, realiza o armazenamento de cada Pacote DL + UL na pasta do Nível 4, de Dados Brutos.</w:t>
+      </w:r>
+    </w:p>
+    <w:p>
+      <w:r>
         <w:drawing>
-          <wp:inline distT="0" distB="0" distL="0" distR="0">
-            <wp:extent cx="1486029" cy="1150720"/>
-            <wp:effectExtent l="0" t="0" r="0" b="0"/>
-            <wp:docPr id="2" name="image24.png"/>
-            <wp:cNvGraphicFramePr/>
+          <wp:inline distT="0" distB="0" distL="0" distR="0" wp14:anchorId="355A21CC" wp14:editId="2B959281">
+            <wp:extent cx="5408930" cy="2785745"/>
+            <wp:effectExtent l="0" t="0" r="1270" b="0"/>
+            <wp:docPr id="28" name="Imagem 28"/>
+            <wp:cNvGraphicFramePr>
+              <a:graphicFrameLocks xmlns:a="http://schemas.openxmlformats.org/drawingml/2006/main" noChangeAspect="1"/>
+            </wp:cNvGraphicFramePr>
             <a:graphic xmlns:a="http://schemas.openxmlformats.org/drawingml/2006/main">
               <a:graphicData uri="http://schemas.openxmlformats.org/drawingml/2006/picture">
                 <pic:pic xmlns:pic="http://schemas.openxmlformats.org/drawingml/2006/picture">
                   <pic:nvPicPr>
-                    <pic:cNvPr id="0" name="image24.png"/>
-                    <pic:cNvPicPr preferRelativeResize="0"/>
+                    <pic:cNvPr id="1" name=""/>
+                    <pic:cNvPicPr/>
                   </pic:nvPicPr>
                   <pic:blipFill>
                     <a:blip r:embed="rId32"/>
-                    <a:srcRect/>
                     <a:stretch>
                       <a:fillRect/>
                     </a:stretch>
@@ -6410,18 +5334,174 @@
                   <pic:spPr>
                     <a:xfrm>
                       <a:off x="0" y="0"/>
-                      <a:ext cx="1486029" cy="1150720"/>
+                      <a:ext cx="5408930" cy="2785745"/>
                     </a:xfrm>
                     <a:prstGeom prst="rect">
                       <a:avLst/>
                     </a:prstGeom>
-                    <a:ln/>
                   </pic:spPr>
                 </pic:pic>
               </a:graphicData>
             </a:graphic>
           </wp:inline>
         </w:drawing>
+      </w:r>
+    </w:p>
+    <w:p/>
+    <w:p>
+      <w:r>
+        <w:t>Ao executar o Python (</w:t>
+      </w:r>
+      <w:proofErr w:type="spellStart"/>
+      <w:r>
+        <w:t>Run</w:t>
+      </w:r>
+      <w:proofErr w:type="spellEnd"/>
+      <w:r>
+        <w:t xml:space="preserve"> =&gt; F5), a aplicação irá se conectar ao </w:t>
+      </w:r>
+      <w:proofErr w:type="spellStart"/>
+      <w:r>
+        <w:t>Broker</w:t>
+      </w:r>
+      <w:proofErr w:type="spellEnd"/>
+      <w:r>
+        <w:t xml:space="preserve"> público </w:t>
+      </w:r>
+      <w:r>
+        <w:t>selecionado</w:t>
+      </w:r>
+      <w:r>
+        <w:t xml:space="preserve"> através da porta 1883, e se inscrever nos tópicos.</w:t>
+      </w:r>
+    </w:p>
+    <w:p>
+      <w:r>
+        <w:t xml:space="preserve">Caso alterada as configurações de rádio </w:t>
+      </w:r>
+      <w:proofErr w:type="spellStart"/>
+      <w:r>
+        <w:t>LoRa</w:t>
+      </w:r>
+      <w:proofErr w:type="spellEnd"/>
+      <w:r>
+        <w:t xml:space="preserve"> nos Firmwares dos Dispositivos de rede </w:t>
+      </w:r>
+      <w:proofErr w:type="spellStart"/>
+      <w:r>
+        <w:t>LoRa</w:t>
+      </w:r>
+      <w:proofErr w:type="spellEnd"/>
+      <w:r>
+        <w:t xml:space="preserve"> - Nó Sensor e Gateway, alterar o valor da variável </w:t>
+      </w:r>
+      <w:proofErr w:type="spellStart"/>
+      <w:r>
+        <w:t>Tempo_entre_pacotes</w:t>
+      </w:r>
+      <w:proofErr w:type="spellEnd"/>
+      <w:r>
+        <w:t xml:space="preserve">, conforme o tempo de rádio </w:t>
+      </w:r>
+      <w:proofErr w:type="spellStart"/>
+      <w:r>
+        <w:t>LoRa</w:t>
+      </w:r>
+      <w:proofErr w:type="spellEnd"/>
+      <w:r>
+        <w:t xml:space="preserve"> no ar da rede.</w:t>
+      </w:r>
+    </w:p>
+    <w:p/>
+    <w:p>
+      <w:r>
+        <w:t xml:space="preserve">Após inserido o número de medidas do teste </w:t>
+      </w:r>
+      <w:proofErr w:type="spellStart"/>
+      <w:r>
+        <w:t>LoRa</w:t>
+      </w:r>
+      <w:proofErr w:type="spellEnd"/>
+      <w:r>
+        <w:t xml:space="preserve">, a aplicação N2_N3 realiza a publicação dos Pacotes de </w:t>
+      </w:r>
+      <w:proofErr w:type="spellStart"/>
+      <w:r>
+        <w:t>Downlink</w:t>
+      </w:r>
+      <w:proofErr w:type="spellEnd"/>
+      <w:r>
+        <w:t xml:space="preserve"> no </w:t>
+      </w:r>
+      <w:proofErr w:type="spellStart"/>
+      <w:r>
+        <w:t>Broker</w:t>
+      </w:r>
+      <w:proofErr w:type="spellEnd"/>
+      <w:r>
+        <w:t xml:space="preserve"> MQTT, e aguarda em seguida, uma publicação do Gateway </w:t>
+      </w:r>
+      <w:proofErr w:type="spellStart"/>
+      <w:r>
+        <w:t>Lora</w:t>
+      </w:r>
+      <w:proofErr w:type="spellEnd"/>
+      <w:r>
+        <w:t xml:space="preserve"> no </w:t>
+      </w:r>
+      <w:proofErr w:type="spellStart"/>
+      <w:r>
+        <w:t>Broker</w:t>
+      </w:r>
+      <w:proofErr w:type="spellEnd"/>
+      <w:r>
+        <w:t xml:space="preserve"> MQTT do Pacote de </w:t>
+      </w:r>
+      <w:proofErr w:type="spellStart"/>
+      <w:r>
+        <w:t>Uplink</w:t>
+      </w:r>
+      <w:proofErr w:type="spellEnd"/>
+      <w:r>
+        <w:t xml:space="preserve">, gerado pelo Nó Sensor </w:t>
+      </w:r>
+      <w:proofErr w:type="spellStart"/>
+      <w:r>
+        <w:t>LoRa</w:t>
+      </w:r>
+      <w:proofErr w:type="spellEnd"/>
+      <w:r>
+        <w:t>.</w:t>
+      </w:r>
+    </w:p>
+    <w:p/>
+    <w:p>
+      <w:r>
+        <w:t>Um “timeout=</w:t>
+      </w:r>
+      <w:proofErr w:type="spellStart"/>
+      <w:r>
+        <w:t>Tempo_entre_pacotes</w:t>
+      </w:r>
+      <w:proofErr w:type="spellEnd"/>
+      <w:r>
+        <w:t xml:space="preserve">” monitora o intervalo de tempo entre as publicações dos pacotes de </w:t>
+      </w:r>
+      <w:proofErr w:type="spellStart"/>
+      <w:r>
+        <w:t>Downlink</w:t>
+      </w:r>
+      <w:proofErr w:type="spellEnd"/>
+      <w:r>
+        <w:t xml:space="preserve"> e </w:t>
+      </w:r>
+      <w:proofErr w:type="spellStart"/>
+      <w:r>
+        <w:t>Uplink</w:t>
+      </w:r>
+      <w:proofErr w:type="spellEnd"/>
+      <w:r>
+        <w:t>, e caso uma nova publicação não ocorra neste intervalo de tempo, é contabilizado como um Pacote Perdido – Pacote UL não recebido.</w:t>
       </w:r>
     </w:p>
     <w:p/>
@@ -6437,47 +5517,70 @@
         </w:tabs>
         <w:spacing w:before="0"/>
       </w:pPr>
-      <w:bookmarkStart w:id="20" w:name="_heading=h.ai50mkoxosgr" w:colFirst="0" w:colLast="0"/>
-      <w:bookmarkEnd w:id="20"/>
-      <w:r>
-        <w:t xml:space="preserve">Python Nível 5 – </w:t>
+      <w:bookmarkStart w:id="18" w:name="_heading=h.p5fqx8tpfhla" w:colFirst="0" w:colLast="0"/>
+      <w:bookmarkEnd w:id="18"/>
+      <w:r>
+        <w:t>Python Nível 4 – Armazenamento em arquivos TXT</w:t>
+      </w:r>
+    </w:p>
+    <w:p/>
+    <w:p>
+      <w:r>
+        <w:t>Arquivos de LOG, igualmente ao Framework Basic Local são gerados conforme a execução de cada teste, para armazenamento das medidas dos dados brutos (Os pac</w:t>
+      </w:r>
+      <w:r>
+        <w:t>otes propriamente)</w:t>
+      </w:r>
+      <w:r>
+        <w:t>, e dados processados do Nó Sensor (Luminosidade) e de gerência (</w:t>
       </w:r>
       <w:proofErr w:type="gramStart"/>
       <w:r>
-        <w:t>Arquivo .</w:t>
+        <w:t>RSSI ,</w:t>
       </w:r>
       <w:proofErr w:type="gramEnd"/>
       <w:r>
-        <w:t>N5_Media.py</w:t>
-      </w:r>
-    </w:p>
-    <w:p/>
-    <w:p>
-      <w:r>
-        <w:t>Nesta aplicação, de Nível 5 – Processamento / Abstração, é calculada a Média das amostras brutas de Luminosidade do teste em execução.</w:t>
-      </w:r>
-    </w:p>
-    <w:p>
-      <w:r>
-        <w:rPr>
-          <w:noProof/>
-        </w:rPr>
+        <w:t xml:space="preserve"> SNR</w:t>
+      </w:r>
+      <w:r>
+        <w:t>, PSR, Taxa de Dados</w:t>
+      </w:r>
+      <w:r>
+        <w:t>), para processamento e leitura nos Níveis superiores, em formato TXT e TMP.</w:t>
+      </w:r>
+      <w:r>
+        <w:t xml:space="preserve"> Bem como os parâmetros de Setup do MQTT e testes de medidas</w:t>
+      </w:r>
+      <w:bookmarkStart w:id="19" w:name="_GoBack"/>
+      <w:bookmarkEnd w:id="19"/>
+      <w:r>
+        <w:t>.</w:t>
+      </w:r>
+    </w:p>
+    <w:p>
+      <w:r>
+        <w:t>Estrutura de arquivos do Nível 4:</w:t>
+      </w:r>
+    </w:p>
+    <w:p>
+      <w:r>
         <w:drawing>
-          <wp:inline distT="0" distB="0" distL="0" distR="0">
-            <wp:extent cx="4515480" cy="2829320"/>
+          <wp:inline distT="0" distB="0" distL="0" distR="0" wp14:anchorId="4F6D76F9" wp14:editId="7AC9CC52">
+            <wp:extent cx="1947569" cy="933450"/>
             <wp:effectExtent l="0" t="0" r="0" b="0"/>
-            <wp:docPr id="3" name="image7.png"/>
-            <wp:cNvGraphicFramePr/>
+            <wp:docPr id="30" name="Imagem 30"/>
+            <wp:cNvGraphicFramePr>
+              <a:graphicFrameLocks xmlns:a="http://schemas.openxmlformats.org/drawingml/2006/main" noChangeAspect="1"/>
+            </wp:cNvGraphicFramePr>
             <a:graphic xmlns:a="http://schemas.openxmlformats.org/drawingml/2006/main">
               <a:graphicData uri="http://schemas.openxmlformats.org/drawingml/2006/picture">
                 <pic:pic xmlns:pic="http://schemas.openxmlformats.org/drawingml/2006/picture">
                   <pic:nvPicPr>
-                    <pic:cNvPr id="0" name="image7.png"/>
-                    <pic:cNvPicPr preferRelativeResize="0"/>
+                    <pic:cNvPr id="1" name=""/>
+                    <pic:cNvPicPr/>
                   </pic:nvPicPr>
                   <pic:blipFill>
                     <a:blip r:embed="rId33"/>
-                    <a:srcRect/>
                     <a:stretch>
                       <a:fillRect/>
                     </a:stretch>
@@ -6485,12 +5588,11 @@
                   <pic:spPr>
                     <a:xfrm>
                       <a:off x="0" y="0"/>
-                      <a:ext cx="4515480" cy="2829320"/>
+                      <a:ext cx="1949386" cy="934321"/>
                     </a:xfrm>
                     <a:prstGeom prst="rect">
                       <a:avLst/>
                     </a:prstGeom>
-                    <a:ln/>
                   </pic:spPr>
                 </pic:pic>
               </a:graphicData>
@@ -6512,80 +5614,50 @@
         </w:tabs>
         <w:spacing w:before="0"/>
       </w:pPr>
-      <w:bookmarkStart w:id="21" w:name="_heading=h.mpwvff8ljqiz" w:colFirst="0" w:colLast="0"/>
-      <w:bookmarkEnd w:id="21"/>
-      <w:r>
-        <w:t xml:space="preserve">Python Nível 6 – </w:t>
-      </w:r>
-      <w:proofErr w:type="gramStart"/>
-      <w:r>
-        <w:t>Arquivo .</w:t>
-      </w:r>
-      <w:proofErr w:type="gramEnd"/>
-      <w:r>
-        <w:t>N6_Lumi_media_RSSI.py</w:t>
+      <w:bookmarkStart w:id="20" w:name="_heading=h.ai50mkoxosgr" w:colFirst="0" w:colLast="0"/>
+      <w:bookmarkEnd w:id="20"/>
+      <w:r>
+        <w:lastRenderedPageBreak/>
+        <w:t xml:space="preserve">Python Nível 5 – Arquivo </w:t>
+      </w:r>
+      <w:r>
+        <w:t>N5_</w:t>
+      </w:r>
+      <w:r>
+        <w:t>Gerencia</w:t>
+      </w:r>
+      <w:r>
+        <w:t>.py</w:t>
       </w:r>
     </w:p>
     <w:p/>
     <w:p>
       <w:r>
-        <w:t xml:space="preserve">Nesta aplicação, uma janela é gerada para mostrar em tempo real as últimas 60 medidas do teste em execução, com as informações da Luminosidade e sua Média calculada no Nível 5, e as </w:t>
-      </w:r>
-      <w:proofErr w:type="spellStart"/>
-      <w:r>
-        <w:t>RSSIs</w:t>
-      </w:r>
-      <w:proofErr w:type="spellEnd"/>
-      <w:r>
-        <w:t xml:space="preserve"> de </w:t>
-      </w:r>
-      <w:proofErr w:type="spellStart"/>
-      <w:r>
-        <w:t>Downlink</w:t>
-      </w:r>
-      <w:proofErr w:type="spellEnd"/>
-      <w:r>
-        <w:t xml:space="preserve"> e </w:t>
-      </w:r>
-      <w:proofErr w:type="spellStart"/>
-      <w:r>
-        <w:t>Uplink</w:t>
-      </w:r>
-      <w:proofErr w:type="spellEnd"/>
-      <w:r>
-        <w:t xml:space="preserve"> em </w:t>
-      </w:r>
-      <w:proofErr w:type="spellStart"/>
-      <w:r>
-        <w:t>dBm</w:t>
-      </w:r>
-      <w:proofErr w:type="spellEnd"/>
-      <w:r>
-        <w:t>.</w:t>
-      </w:r>
-    </w:p>
-    <w:p/>
+        <w:t>Nesta aplicação, de Nível 5 – Processamento / Abstração, é calculada a Média das amostras brutas de Luminosidade do teste em execução.</w:t>
+      </w:r>
+    </w:p>
     <w:p>
       <w:r>
         <w:rPr>
           <w:noProof/>
         </w:rPr>
         <w:drawing>
-          <wp:inline distT="0" distB="0" distL="0" distR="0">
-            <wp:extent cx="5408930" cy="2882900"/>
-            <wp:effectExtent l="0" t="0" r="0" b="0"/>
-            <wp:docPr id="4" name="image11.png"/>
-            <wp:cNvGraphicFramePr/>
+          <wp:inline distT="0" distB="0" distL="0" distR="0" wp14:anchorId="60E67492" wp14:editId="0412FD27">
+            <wp:extent cx="5408930" cy="1211623"/>
+            <wp:effectExtent l="0" t="0" r="1270" b="7620"/>
+            <wp:docPr id="38" name="Imagem 38"/>
+            <wp:cNvGraphicFramePr>
+              <a:graphicFrameLocks xmlns:a="http://schemas.openxmlformats.org/drawingml/2006/main" noChangeAspect="1"/>
+            </wp:cNvGraphicFramePr>
             <a:graphic xmlns:a="http://schemas.openxmlformats.org/drawingml/2006/main">
               <a:graphicData uri="http://schemas.openxmlformats.org/drawingml/2006/picture">
                 <pic:pic xmlns:pic="http://schemas.openxmlformats.org/drawingml/2006/picture">
                   <pic:nvPicPr>
-                    <pic:cNvPr id="0" name="image11.png"/>
-                    <pic:cNvPicPr preferRelativeResize="0"/>
+                    <pic:cNvPr id="1" name=""/>
+                    <pic:cNvPicPr/>
                   </pic:nvPicPr>
                   <pic:blipFill>
                     <a:blip r:embed="rId34"/>
-                    <a:srcRect/>
                     <a:stretch>
                       <a:fillRect/>
                     </a:stretch>
@@ -6593,12 +5665,11 @@
                   <pic:spPr>
                     <a:xfrm>
                       <a:off x="0" y="0"/>
-                      <a:ext cx="5408930" cy="2882900"/>
+                      <a:ext cx="5408930" cy="1211623"/>
                     </a:xfrm>
                     <a:prstGeom prst="rect">
                       <a:avLst/>
                     </a:prstGeom>
-                    <a:ln/>
                   </pic:spPr>
                 </pic:pic>
               </a:graphicData>
@@ -6620,32 +5691,77 @@
         </w:tabs>
         <w:spacing w:before="0"/>
       </w:pPr>
-      <w:bookmarkStart w:id="22" w:name="_heading=h.5ungxbqp98p9" w:colFirst="0" w:colLast="0"/>
-      <w:bookmarkEnd w:id="22"/>
-      <w:r>
-        <w:t xml:space="preserve">Python Nível 6 – </w:t>
-      </w:r>
-      <w:proofErr w:type="gramStart"/>
-      <w:r>
-        <w:t>Arquivo .</w:t>
-      </w:r>
-      <w:proofErr w:type="gramEnd"/>
-      <w:r>
-        <w:t>N6_LED.py</w:t>
+      <w:bookmarkStart w:id="21" w:name="_heading=h.mpwvff8ljqiz" w:colFirst="0" w:colLast="0"/>
+      <w:bookmarkEnd w:id="21"/>
+      <w:r>
+        <w:t xml:space="preserve">Python Nível 6 – Arquivo </w:t>
+      </w:r>
+      <w:r>
+        <w:t>N6_</w:t>
+      </w:r>
+      <w:r>
+        <w:t>Gerencia</w:t>
+      </w:r>
+      <w:r>
+        <w:t>.py</w:t>
       </w:r>
     </w:p>
     <w:p/>
     <w:p>
       <w:r>
-        <w:t xml:space="preserve">Nesta aplicação, uma janela é gerada de forma a comandar o LED Amarelo do Nó Sensor, através do comando em “1” do byte 16 do Pacote de </w:t>
-      </w:r>
-      <w:proofErr w:type="spellStart"/>
-      <w:r>
-        <w:t>Downlink</w:t>
-      </w:r>
-      <w:proofErr w:type="spellEnd"/>
-      <w:r>
-        <w:t>.</w:t>
+        <w:t xml:space="preserve">Abra em </w:t>
+      </w:r>
+      <w:proofErr w:type="spellStart"/>
+      <w:r>
+        <w:t>IDLEs</w:t>
+      </w:r>
+      <w:proofErr w:type="spellEnd"/>
+      <w:r>
+        <w:t xml:space="preserve"> do Python distintas os Níveis N6_Gerencia, N5_Gerencia e </w:t>
+      </w:r>
+      <w:r>
+        <w:t>N2_MoT_Local_N3_Borda</w:t>
+      </w:r>
+    </w:p>
+    <w:p>
+      <w:r>
+        <w:t xml:space="preserve">Executar em “F5”, ou no Menu superior da IDLE do </w:t>
+      </w:r>
+      <w:proofErr w:type="spellStart"/>
+      <w:r>
+        <w:t>Pyhton</w:t>
+      </w:r>
+      <w:proofErr w:type="spellEnd"/>
+    </w:p>
+    <w:p>
+      <w:proofErr w:type="spellStart"/>
+      <w:r>
+        <w:t>Run</w:t>
+      </w:r>
+      <w:proofErr w:type="spellEnd"/>
+      <w:r>
+        <w:t xml:space="preserve"> =&gt; </w:t>
+      </w:r>
+      <w:proofErr w:type="spellStart"/>
+      <w:r>
+        <w:t>Run</w:t>
+      </w:r>
+      <w:proofErr w:type="spellEnd"/>
+      <w:r>
+        <w:t xml:space="preserve"> Module cada um dos programas em </w:t>
+      </w:r>
+      <w:proofErr w:type="spellStart"/>
+      <w:r>
+        <w:t>IDLEs</w:t>
+      </w:r>
+      <w:proofErr w:type="spellEnd"/>
+      <w:r>
+        <w:t xml:space="preserve"> distintas.</w:t>
+      </w:r>
+    </w:p>
+    <w:p>
+      <w:r>
+        <w:t>As janelas de execução abrirão: N6_Gerencia.py</w:t>
       </w:r>
     </w:p>
     <w:p>
@@ -6653,23 +5769,23 @@
         <w:rPr>
           <w:noProof/>
         </w:rPr>
-        <w:lastRenderedPageBreak/>
         <w:drawing>
-          <wp:inline distT="0" distB="0" distL="0" distR="0">
-            <wp:extent cx="2876951" cy="1733792"/>
-            <wp:effectExtent l="0" t="0" r="0" b="0"/>
-            <wp:docPr id="5" name="image8.png"/>
-            <wp:cNvGraphicFramePr/>
+          <wp:inline distT="0" distB="0" distL="0" distR="0" wp14:anchorId="2B2417DC" wp14:editId="22B42712">
+            <wp:extent cx="5408930" cy="2882495"/>
+            <wp:effectExtent l="0" t="0" r="1270" b="0"/>
+            <wp:docPr id="39" name="Imagem 39"/>
+            <wp:cNvGraphicFramePr>
+              <a:graphicFrameLocks xmlns:a="http://schemas.openxmlformats.org/drawingml/2006/main" noChangeAspect="1"/>
+            </wp:cNvGraphicFramePr>
             <a:graphic xmlns:a="http://schemas.openxmlformats.org/drawingml/2006/main">
               <a:graphicData uri="http://schemas.openxmlformats.org/drawingml/2006/picture">
                 <pic:pic xmlns:pic="http://schemas.openxmlformats.org/drawingml/2006/picture">
                   <pic:nvPicPr>
-                    <pic:cNvPr id="0" name="image8.png"/>
-                    <pic:cNvPicPr preferRelativeResize="0"/>
+                    <pic:cNvPr id="1" name=""/>
+                    <pic:cNvPicPr/>
                   </pic:nvPicPr>
                   <pic:blipFill>
                     <a:blip r:embed="rId35"/>
-                    <a:srcRect/>
                     <a:stretch>
                       <a:fillRect/>
                     </a:stretch>
@@ -6677,12 +5793,11 @@
                   <pic:spPr>
                     <a:xfrm>
                       <a:off x="0" y="0"/>
-                      <a:ext cx="2876951" cy="1733792"/>
+                      <a:ext cx="5408930" cy="2882495"/>
                     </a:xfrm>
                     <a:prstGeom prst="rect">
                       <a:avLst/>
                     </a:prstGeom>
-                    <a:ln/>
                   </pic:spPr>
                 </pic:pic>
               </a:graphicData>
@@ -6691,9 +5806,222 @@
         </w:drawing>
       </w:r>
     </w:p>
+    <w:p/>
+    <w:p>
+      <w:pPr>
+        <w:pStyle w:val="Ttulo2"/>
+        <w:numPr>
+          <w:ilvl w:val="1"/>
+          <w:numId w:val="1"/>
+        </w:numPr>
+        <w:tabs>
+          <w:tab w:val="left" w:pos="819"/>
+        </w:tabs>
+        <w:spacing w:before="0"/>
+      </w:pPr>
+      <w:bookmarkStart w:id="22" w:name="_heading=h.5ungxbqp98p9" w:colFirst="0" w:colLast="0"/>
+      <w:bookmarkEnd w:id="22"/>
+      <w:proofErr w:type="spellStart"/>
+      <w:r>
+        <w:t>Python</w:t>
+      </w:r>
+      <w:r>
+        <w:t>s</w:t>
+      </w:r>
+      <w:proofErr w:type="spellEnd"/>
+      <w:r>
+        <w:t xml:space="preserve"> da Aplicação – Destinado ao Cliente</w:t>
+      </w:r>
+    </w:p>
+    <w:p/>
+    <w:p>
+      <w:r>
+        <w:t xml:space="preserve">- </w:t>
+      </w:r>
+      <w:r>
+        <w:t>Setup_Parametros_Cliente.py</w:t>
+      </w:r>
+      <w:r>
+        <w:t xml:space="preserve"> – Configura o limiar de Luminosidade para Ligar/Desligar o LED AMARELO do Nó Sensor </w:t>
+      </w:r>
+      <w:proofErr w:type="spellStart"/>
+      <w:r>
+        <w:t>LoRa</w:t>
+      </w:r>
+      <w:proofErr w:type="spellEnd"/>
+      <w:r>
+        <w:t>.</w:t>
+      </w:r>
+    </w:p>
+    <w:p>
+      <w:pPr>
+        <w:jc w:val="center"/>
+      </w:pPr>
+      <w:r>
+        <w:rPr>
+          <w:noProof/>
+        </w:rPr>
+        <w:drawing>
+          <wp:inline distT="0" distB="0" distL="0" distR="0" wp14:anchorId="67C8E563" wp14:editId="2114EA79">
+            <wp:extent cx="2355727" cy="1924050"/>
+            <wp:effectExtent l="0" t="0" r="6985" b="0"/>
+            <wp:docPr id="48" name="Imagem 48"/>
+            <wp:cNvGraphicFramePr>
+              <a:graphicFrameLocks xmlns:a="http://schemas.openxmlformats.org/drawingml/2006/main" noChangeAspect="1"/>
+            </wp:cNvGraphicFramePr>
+            <a:graphic xmlns:a="http://schemas.openxmlformats.org/drawingml/2006/main">
+              <a:graphicData uri="http://schemas.openxmlformats.org/drawingml/2006/picture">
+                <pic:pic xmlns:pic="http://schemas.openxmlformats.org/drawingml/2006/picture">
+                  <pic:nvPicPr>
+                    <pic:cNvPr id="1" name=""/>
+                    <pic:cNvPicPr/>
+                  </pic:nvPicPr>
+                  <pic:blipFill>
+                    <a:blip r:embed="rId36"/>
+                    <a:stretch>
+                      <a:fillRect/>
+                    </a:stretch>
+                  </pic:blipFill>
+                  <pic:spPr>
+                    <a:xfrm>
+                      <a:off x="0" y="0"/>
+                      <a:ext cx="2370150" cy="1935830"/>
+                    </a:xfrm>
+                    <a:prstGeom prst="rect">
+                      <a:avLst/>
+                    </a:prstGeom>
+                  </pic:spPr>
+                </pic:pic>
+              </a:graphicData>
+            </a:graphic>
+          </wp:inline>
+        </w:drawing>
+      </w:r>
+    </w:p>
+    <w:p>
+      <w:pPr>
+        <w:jc w:val="center"/>
+      </w:pPr>
+    </w:p>
+    <w:p>
+      <w:r>
+        <w:t xml:space="preserve">- </w:t>
+      </w:r>
+      <w:r>
+        <w:t>N6_Cliente.py</w:t>
+      </w:r>
+      <w:r>
+        <w:t xml:space="preserve"> – Tela de Exibição da Luminosidade, sua Média e Aplicação do Led Amarelo.</w:t>
+      </w:r>
+    </w:p>
+    <w:p>
+      <w:pPr>
+        <w:jc w:val="center"/>
+      </w:pPr>
+      <w:r>
+        <w:rPr>
+          <w:noProof/>
+        </w:rPr>
+        <w:drawing>
+          <wp:inline distT="0" distB="0" distL="0" distR="0" wp14:anchorId="3A73EB4A" wp14:editId="0C164CBA">
+            <wp:extent cx="5417634" cy="3352800"/>
+            <wp:effectExtent l="0" t="0" r="0" b="0"/>
+            <wp:docPr id="49" name="Imagem 49"/>
+            <wp:cNvGraphicFramePr>
+              <a:graphicFrameLocks xmlns:a="http://schemas.openxmlformats.org/drawingml/2006/main" noChangeAspect="1"/>
+            </wp:cNvGraphicFramePr>
+            <a:graphic xmlns:a="http://schemas.openxmlformats.org/drawingml/2006/main">
+              <a:graphicData uri="http://schemas.openxmlformats.org/drawingml/2006/picture">
+                <pic:pic xmlns:pic="http://schemas.openxmlformats.org/drawingml/2006/picture">
+                  <pic:nvPicPr>
+                    <pic:cNvPr id="1" name=""/>
+                    <pic:cNvPicPr/>
+                  </pic:nvPicPr>
+                  <pic:blipFill>
+                    <a:blip r:embed="rId37"/>
+                    <a:stretch>
+                      <a:fillRect/>
+                    </a:stretch>
+                  </pic:blipFill>
+                  <pic:spPr>
+                    <a:xfrm>
+                      <a:off x="0" y="0"/>
+                      <a:ext cx="5427750" cy="3359060"/>
+                    </a:xfrm>
+                    <a:prstGeom prst="rect">
+                      <a:avLst/>
+                    </a:prstGeom>
+                  </pic:spPr>
+                </pic:pic>
+              </a:graphicData>
+            </a:graphic>
+          </wp:inline>
+        </w:drawing>
+      </w:r>
+    </w:p>
+    <w:p>
+      <w:r>
+        <w:lastRenderedPageBreak/>
+        <w:t xml:space="preserve">- </w:t>
+      </w:r>
+      <w:r>
+        <w:t>N5_Cliente.py</w:t>
+      </w:r>
+      <w:r>
+        <w:t xml:space="preserve"> – Processamento/Abstração dos dados do Cliente do Sensor LDR.</w:t>
+      </w:r>
+    </w:p>
+    <w:p>
+      <w:r>
+        <w:rPr>
+          <w:noProof/>
+        </w:rPr>
+        <w:drawing>
+          <wp:inline distT="0" distB="0" distL="0" distR="0" wp14:anchorId="4E8A430D" wp14:editId="293B2E81">
+            <wp:extent cx="6057900" cy="1268095"/>
+            <wp:effectExtent l="0" t="0" r="0" b="8255"/>
+            <wp:docPr id="50" name="Imagem 50"/>
+            <wp:cNvGraphicFramePr>
+              <a:graphicFrameLocks xmlns:a="http://schemas.openxmlformats.org/drawingml/2006/main" noChangeAspect="1"/>
+            </wp:cNvGraphicFramePr>
+            <a:graphic xmlns:a="http://schemas.openxmlformats.org/drawingml/2006/main">
+              <a:graphicData uri="http://schemas.openxmlformats.org/drawingml/2006/picture">
+                <pic:pic xmlns:pic="http://schemas.openxmlformats.org/drawingml/2006/picture">
+                  <pic:nvPicPr>
+                    <pic:cNvPr id="1" name=""/>
+                    <pic:cNvPicPr/>
+                  </pic:nvPicPr>
+                  <pic:blipFill>
+                    <a:blip r:embed="rId38"/>
+                    <a:stretch>
+                      <a:fillRect/>
+                    </a:stretch>
+                  </pic:blipFill>
+                  <pic:spPr>
+                    <a:xfrm>
+                      <a:off x="0" y="0"/>
+                      <a:ext cx="6057900" cy="1268095"/>
+                    </a:xfrm>
+                    <a:prstGeom prst="rect">
+                      <a:avLst/>
+                    </a:prstGeom>
+                  </pic:spPr>
+                </pic:pic>
+              </a:graphicData>
+            </a:graphic>
+          </wp:inline>
+        </w:drawing>
+      </w:r>
+    </w:p>
+    <w:p>
+      <w:r>
+        <w:t xml:space="preserve"> </w:t>
+      </w:r>
+    </w:p>
+    <w:p/>
     <w:sectPr>
-      <w:headerReference w:type="default" r:id="rId36"/>
-      <w:footerReference w:type="default" r:id="rId37"/>
+      <w:headerReference w:type="default" r:id="rId39"/>
+      <w:footerReference w:type="default" r:id="rId40"/>
       <w:pgSz w:w="11920" w:h="16840"/>
       <w:pgMar w:top="1417" w:right="1701" w:bottom="1417" w:left="1701" w:header="708" w:footer="708" w:gutter="0"/>
       <w:pgNumType w:start="1"/>
@@ -6901,7 +6229,7 @@
         <w:noProof/>
         <w:color w:val="000000"/>
       </w:rPr>
-      <w:t>21</w:t>
+      <w:t>24</w:t>
     </w:r>
     <w:r>
       <w:rPr>
@@ -7067,15 +6395,7 @@
         <w:sz w:val="20"/>
         <w:szCs w:val="20"/>
       </w:rPr>
-      <w:t xml:space="preserve">Framework  </w:t>
-    </w:r>
-    <w:r>
-      <w:rPr>
-        <w:color w:val="948A54"/>
-        <w:sz w:val="20"/>
-        <w:szCs w:val="20"/>
-      </w:rPr>
-      <w:t>MQTT</w:t>
+      <w:t>Framework  MQTT</w:t>
     </w:r>
     <w:proofErr w:type="gramEnd"/>
     <w:r>
@@ -7159,7 +6479,7 @@
         <w:sz w:val="18"/>
         <w:szCs w:val="18"/>
       </w:rPr>
-      <w:t>Documentação Framework</w:t>
+      <w:t>Documentação Framework MQTT</w:t>
     </w:r>
   </w:p>
   <w:p>
@@ -8178,6 +7498,29 @@
     <w:uiPriority w:val="99"/>
     <w:rsid w:val="00096D71"/>
   </w:style>
+  <w:style w:type="character" w:styleId="Hyperlink">
+    <w:name w:val="Hyperlink"/>
+    <w:basedOn w:val="Fontepargpadro"/>
+    <w:uiPriority w:val="99"/>
+    <w:semiHidden/>
+    <w:unhideWhenUsed/>
+    <w:rsid w:val="005D63AC"/>
+    <w:rPr>
+      <w:color w:val="0000FF"/>
+      <w:u w:val="single"/>
+    </w:rPr>
+  </w:style>
+  <w:style w:type="paragraph" w:styleId="PargrafodaLista">
+    <w:name w:val="List Paragraph"/>
+    <w:basedOn w:val="Normal"/>
+    <w:uiPriority w:val="34"/>
+    <w:qFormat/>
+    <w:rsid w:val="00D03A65"/>
+    <w:pPr>
+      <w:ind w:left="720"/>
+      <w:contextualSpacing/>
+    </w:pPr>
+  </w:style>
 </w:styles>
 </file>
 
